--- a/sesion-06/Handout_Sesion_06.docx
+++ b/sesion-06/Handout_Sesion_06.docx
@@ -95,7 +95,7 @@
           <w:sz w:val="26"/>
           <w:szCs w:val="26"/>
         </w:rPr>
-        <w:t xml:space="preserve">1. Las tres fallas entre el documento y el informe</w:t>
+        <w:t xml:space="preserve">1. Todo lo que hemos leído es el mismo programa</w:t>
       </w:r>
     </w:p>
     <w:p>
@@ -110,7 +110,7 @@
           <w:sz w:val="20"/>
           <w:szCs w:val="20"/>
         </w:rPr>
-        <w:t xml:space="preserve">Entre el documento y la frase que se firma hay tres puntos donde el trabajo se rompe. Las tres se ven igual en el informe terminado —una oración con una cita al lado— y por eso la revisión se hace al revés, del informe hacia el documento.</w:t>
+        <w:t xml:space="preserve">Las cuatro sesiones del módulo trabajaron documentos distintos de un mismo programa ficticio, el Programa de Apoyo al Cuidado Comunitario, que opera en doce entidades federativas. Conviene tenerlo presente, porque la pregunta con la que cerramos la sesión depende de ello.</w:t>
       </w:r>
     </w:p>
     <w:tbl>
@@ -136,7 +136,7 @@
         </w:trPr>
         <w:tc>
           <w:tcPr>
-            <w:tcW w:type="dxa" w:w="1700"/>
+            <w:tcW w:type="dxa" w:w="3100"/>
             <w:shd w:fill="16262E" w:val="clear"/>
             <w:tcMar>
               <w:top w:type="dxa" w:w="80"/>
@@ -159,13 +159,13 @@
                 <w:sz w:val="19"/>
                 <w:szCs w:val="19"/>
               </w:rPr>
-              <w:t xml:space="preserve">Falla</w:t>
-            </w:r>
-          </w:p>
-        </w:tc>
-        <w:tc>
-          <w:tcPr>
-            <w:tcW w:type="dxa" w:w="3970"/>
+              <w:t xml:space="preserve">Documento</w:t>
+            </w:r>
+          </w:p>
+        </w:tc>
+        <w:tc>
+          <w:tcPr>
+            <w:tcW w:type="dxa" w:w="2400"/>
             <w:shd w:fill="16262E" w:val="clear"/>
             <w:tcMar>
               <w:top w:type="dxa" w:w="80"/>
@@ -188,13 +188,13 @@
                 <w:sz w:val="19"/>
                 <w:szCs w:val="19"/>
               </w:rPr>
-              <w:t xml:space="preserve">Qué ocurre</w:t>
-            </w:r>
-          </w:p>
-        </w:tc>
-        <w:tc>
-          <w:tcPr>
-            <w:tcW w:type="dxa" w:w="3970"/>
+              <w:t xml:space="preserve">Cuándo se trabajó</w:t>
+            </w:r>
+          </w:p>
+        </w:tc>
+        <w:tc>
+          <w:tcPr>
+            <w:tcW w:type="dxa" w:w="4140"/>
             <w:shd w:fill="16262E" w:val="clear"/>
             <w:tcMar>
               <w:top w:type="dxa" w:w="80"/>
@@ -217,7 +217,7 @@
                 <w:sz w:val="19"/>
                 <w:szCs w:val="19"/>
               </w:rPr>
-              <w:t xml:space="preserve">Cómo se atrapa</w:t>
+              <w:t xml:space="preserve">Qué es y qué salió de ahí</w:t>
             </w:r>
           </w:p>
         </w:tc>
@@ -225,7 +225,7 @@
       <w:tr>
         <w:tc>
           <w:tcPr>
-            <w:tcW w:type="dxa" w:w="1700"/>
+            <w:tcW w:type="dxa" w:w="3100"/>
             <w:shd w:fill="F2F5F6" w:val="clear"/>
             <w:tcMar>
               <w:top w:type="dxa" w:w="80"/>
@@ -248,13 +248,13 @@
                 <w:sz w:val="19"/>
                 <w:szCs w:val="19"/>
               </w:rPr>
-              <w:t xml:space="preserve">Extracción</w:t>
-            </w:r>
-          </w:p>
-        </w:tc>
-        <w:tc>
-          <w:tcPr>
-            <w:tcW w:type="dxa" w:w="3970"/>
+              <w:t xml:space="preserve">Informe_sintetico_LAB1.docx</w:t>
+            </w:r>
+          </w:p>
+        </w:tc>
+        <w:tc>
+          <w:tcPr>
+            <w:tcW w:type="dxa" w:w="2400"/>
             <w:shd w:fill="F2F5F6" w:val="clear"/>
             <w:tcMar>
               <w:top w:type="dxa" w:w="80"/>
@@ -277,13 +277,13 @@
                 <w:sz w:val="19"/>
                 <w:szCs w:val="19"/>
               </w:rPr>
-              <w:t xml:space="preserve">El asistente omitió un elemento que sí estaba en el documento, o entregó uno que no existe en ninguna parte.</w:t>
-            </w:r>
-          </w:p>
-        </w:tc>
-        <w:tc>
-          <w:tcPr>
-            <w:tcW w:type="dxa" w:w="3970"/>
+              <w:t xml:space="preserve">Sesión 3, Laboratorio 1</w:t>
+            </w:r>
+          </w:p>
+        </w:tc>
+        <w:tc>
+          <w:tcPr>
+            <w:tcW w:type="dxa" w:w="4140"/>
             <w:shd w:fill="F2F5F6" w:val="clear"/>
             <w:tcMar>
               <w:top w:type="dxa" w:w="80"/>
@@ -306,7 +306,7 @@
                 <w:sz w:val="19"/>
                 <w:szCs w:val="19"/>
               </w:rPr>
-              <w:t xml:space="preserve">Se mide con precisión y recuperación contra una lista de referencia.</w:t>
+              <w:t xml:space="preserve">El informe final de evaluación del programa, ejercicio 2025: la versión nacional, con las doce entidades juntas. Lo desmontaron y encontraron cifras que no cuadraban, una fuente inexistente y conclusiones sin respaldo.</w:t>
             </w:r>
           </w:p>
         </w:tc>
@@ -314,7 +314,7 @@
       <w:tr>
         <w:tc>
           <w:tcPr>
-            <w:tcW w:type="dxa" w:w="1700"/>
+            <w:tcW w:type="dxa" w:w="3100"/>
             <w:tcMar>
               <w:top w:type="dxa" w:w="80"/>
               <w:left w:type="dxa" w:w="110"/>
@@ -336,63 +336,63 @@
                 <w:sz w:val="19"/>
                 <w:szCs w:val="19"/>
               </w:rPr>
-              <w:t xml:space="preserve">Atribución</w:t>
-            </w:r>
-          </w:p>
-        </w:tc>
-        <w:tc>
-          <w:tcPr>
-            <w:tcW w:type="dxa" w:w="3970"/>
-            <w:tcMar>
-              <w:top w:type="dxa" w:w="80"/>
-              <w:left w:type="dxa" w:w="110"/>
-              <w:bottom w:type="dxa" w:w="80"/>
-              <w:right w:type="dxa" w:w="110"/>
-            </w:tcMar>
-          </w:tcPr>
-          <w:p>
-            <w:pPr>
-              <w:spacing w:after="0" w:line="252"/>
-              <w:jc w:val="left"/>
-            </w:pPr>
-            <w:r>
-              <w:rPr>
-                <w:rFonts w:ascii="Calibri" w:cs="Calibri" w:eastAsia="Calibri" w:hAnsi="Calibri"/>
-                <w:b w:val="false"/>
-                <w:bCs w:val="false"/>
-                <w:color w:val="16262E"/>
-                <w:sz w:val="19"/>
-                <w:szCs w:val="19"/>
-              </w:rPr>
-              <w:t xml:space="preserve">La cita es textual y está bien copiada, pero no sostiene lo que la afirmación asegura que sostiene.</w:t>
-            </w:r>
-          </w:p>
-        </w:tc>
-        <w:tc>
-          <w:tcPr>
-            <w:tcW w:type="dxa" w:w="3970"/>
-            <w:tcMar>
-              <w:top w:type="dxa" w:w="80"/>
-              <w:left w:type="dxa" w:w="110"/>
-              <w:bottom w:type="dxa" w:w="80"/>
-              <w:right w:type="dxa" w:w="110"/>
-            </w:tcMar>
-          </w:tcPr>
-          <w:p>
-            <w:pPr>
-              <w:spacing w:after="0" w:line="252"/>
-              <w:jc w:val="left"/>
-            </w:pPr>
-            <w:r>
-              <w:rPr>
-                <w:rFonts w:ascii="Calibri" w:cs="Calibri" w:eastAsia="Calibri" w:hAnsi="Calibri"/>
-                <w:b w:val="false"/>
-                <w:bCs w:val="false"/>
-                <w:color w:val="16262E"/>
-                <w:sz w:val="19"/>
-                <w:szCs w:val="19"/>
-              </w:rPr>
-              <w:t xml:space="preserve">Se verifica leyendo la fuente. No hay atajo, y el modelo no puede hacerlo por usted.</w:t>
+              <w:t xml:space="preserve">Registros_atencion_ciudadana_PARTICIPANTE.xlsx</w:t>
+            </w:r>
+          </w:p>
+        </w:tc>
+        <w:tc>
+          <w:tcPr>
+            <w:tcW w:type="dxa" w:w="2400"/>
+            <w:tcMar>
+              <w:top w:type="dxa" w:w="80"/>
+              <w:left w:type="dxa" w:w="110"/>
+              <w:bottom w:type="dxa" w:w="80"/>
+              <w:right w:type="dxa" w:w="110"/>
+            </w:tcMar>
+          </w:tcPr>
+          <w:p>
+            <w:pPr>
+              <w:spacing w:after="0" w:line="252"/>
+              <w:jc w:val="left"/>
+            </w:pPr>
+            <w:r>
+              <w:rPr>
+                <w:rFonts w:ascii="Calibri" w:cs="Calibri" w:eastAsia="Calibri" w:hAnsi="Calibri"/>
+                <w:b w:val="false"/>
+                <w:bCs w:val="false"/>
+                <w:color w:val="16262E"/>
+                <w:sz w:val="19"/>
+                <w:szCs w:val="19"/>
+              </w:rPr>
+              <w:t xml:space="preserve">Sesiones 1 y 4</w:t>
+            </w:r>
+          </w:p>
+        </w:tc>
+        <w:tc>
+          <w:tcPr>
+            <w:tcW w:type="dxa" w:w="4140"/>
+            <w:tcMar>
+              <w:top w:type="dxa" w:w="80"/>
+              <w:left w:type="dxa" w:w="110"/>
+              <w:bottom w:type="dxa" w:w="80"/>
+              <w:right w:type="dxa" w:w="110"/>
+            </w:tcMar>
+          </w:tcPr>
+          <w:p>
+            <w:pPr>
+              <w:spacing w:after="0" w:line="252"/>
+              <w:jc w:val="left"/>
+            </w:pPr>
+            <w:r>
+              <w:rPr>
+                <w:rFonts w:ascii="Calibri" w:cs="Calibri" w:eastAsia="Calibri" w:hAnsi="Calibri"/>
+                <w:b w:val="false"/>
+                <w:bCs w:val="false"/>
+                <w:color w:val="16262E"/>
+                <w:sz w:val="19"/>
+                <w:szCs w:val="19"/>
+              </w:rPr>
+              <w:t xml:space="preserve">118 registros de atención ciudadana: quejas, dudas y solicitudes. De ahí salieron el libro de códigos y el agrupamiento temático, y el enmascaramiento sobre la hoja del padrón.</w:t>
             </w:r>
           </w:p>
         </w:tc>
@@ -400,7 +400,7 @@
       <w:tr>
         <w:tc>
           <w:tcPr>
-            <w:tcW w:type="dxa" w:w="1700"/>
+            <w:tcW w:type="dxa" w:w="3100"/>
             <w:shd w:fill="F2F5F6" w:val="clear"/>
             <w:tcMar>
               <w:top w:type="dxa" w:w="80"/>
@@ -423,13 +423,13 @@
                 <w:sz w:val="19"/>
                 <w:szCs w:val="19"/>
               </w:rPr>
-              <w:t xml:space="preserve">Generalización</w:t>
-            </w:r>
-          </w:p>
-        </w:tc>
-        <w:tc>
-          <w:tcPr>
-            <w:tcW w:type="dxa" w:w="3970"/>
+              <w:t xml:space="preserve">Transcripciones_foro_PARTICIPANTE.docx</w:t>
+            </w:r>
+          </w:p>
+        </w:tc>
+        <w:tc>
+          <w:tcPr>
+            <w:tcW w:type="dxa" w:w="2400"/>
             <w:shd w:fill="F2F5F6" w:val="clear"/>
             <w:tcMar>
               <w:top w:type="dxa" w:w="80"/>
@@ -452,13 +452,13 @@
                 <w:sz w:val="19"/>
                 <w:szCs w:val="19"/>
               </w:rPr>
-              <w:t xml:space="preserve">La síntesis afirma más de lo que la matriz respalda. Suele sonar mejor que lo que sí está respaldado.</w:t>
-            </w:r>
-          </w:p>
-        </w:tc>
-        <w:tc>
-          <w:tcPr>
-            <w:tcW w:type="dxa" w:w="3970"/>
+              <w:t xml:space="preserve">Sesión 4, Práctica D</w:t>
+            </w:r>
+          </w:p>
+        </w:tc>
+        <w:tc>
+          <w:tcPr>
+            <w:tcW w:type="dxa" w:w="4140"/>
             <w:shd w:fill="F2F5F6" w:val="clear"/>
             <w:tcMar>
               <w:top w:type="dxa" w:w="80"/>
@@ -481,7 +481,93 @@
                 <w:sz w:val="19"/>
                 <w:szCs w:val="19"/>
               </w:rPr>
-              <w:t xml:space="preserve">Se atrapa comparando cada frase de la síntesis contra una fila de la matriz.</w:t>
+              <w:t xml:space="preserve">41 intervenciones en dos foros de consulta de la Entidad C, agosto de 2026. Tres son del moderador y no se clasifican, así que quedan 38. De ahí salió la clasificación por polaridad y causa raíz.</w:t>
+            </w:r>
+          </w:p>
+        </w:tc>
+      </w:tr>
+      <w:tr>
+        <w:tc>
+          <w:tcPr>
+            <w:tcW w:type="dxa" w:w="3100"/>
+            <w:tcMar>
+              <w:top w:type="dxa" w:w="80"/>
+              <w:left w:type="dxa" w:w="110"/>
+              <w:bottom w:type="dxa" w:w="80"/>
+              <w:right w:type="dxa" w:w="110"/>
+            </w:tcMar>
+          </w:tcPr>
+          <w:p>
+            <w:pPr>
+              <w:spacing w:after="0" w:line="252"/>
+              <w:jc w:val="left"/>
+            </w:pPr>
+            <w:r>
+              <w:rPr>
+                <w:rFonts w:ascii="Calibri" w:cs="Calibri" w:eastAsia="Calibri" w:hAnsi="Calibri"/>
+                <w:b/>
+                <w:bCs/>
+                <w:color w:val="16262E"/>
+                <w:sz w:val="19"/>
+                <w:szCs w:val="19"/>
+              </w:rPr>
+              <w:t xml:space="preserve">Expedientes_LAB2.docx</w:t>
+            </w:r>
+          </w:p>
+        </w:tc>
+        <w:tc>
+          <w:tcPr>
+            <w:tcW w:type="dxa" w:w="2400"/>
+            <w:tcMar>
+              <w:top w:type="dxa" w:w="80"/>
+              <w:left w:type="dxa" w:w="110"/>
+              <w:bottom w:type="dxa" w:w="80"/>
+              <w:right w:type="dxa" w:w="110"/>
+            </w:tcMar>
+          </w:tcPr>
+          <w:p>
+            <w:pPr>
+              <w:spacing w:after="0" w:line="252"/>
+              <w:jc w:val="left"/>
+            </w:pPr>
+            <w:r>
+              <w:rPr>
+                <w:rFonts w:ascii="Calibri" w:cs="Calibri" w:eastAsia="Calibri" w:hAnsi="Calibri"/>
+                <w:b w:val="false"/>
+                <w:bCs w:val="false"/>
+                <w:color w:val="16262E"/>
+                <w:sz w:val="19"/>
+                <w:szCs w:val="19"/>
+              </w:rPr>
+              <w:t xml:space="preserve">Hoy</w:t>
+            </w:r>
+          </w:p>
+        </w:tc>
+        <w:tc>
+          <w:tcPr>
+            <w:tcW w:type="dxa" w:w="4140"/>
+            <w:tcMar>
+              <w:top w:type="dxa" w:w="80"/>
+              <w:left w:type="dxa" w:w="110"/>
+              <w:bottom w:type="dxa" w:w="80"/>
+              <w:right w:type="dxa" w:w="110"/>
+            </w:tcMar>
+          </w:tcPr>
+          <w:p>
+            <w:pPr>
+              <w:spacing w:after="0" w:line="252"/>
+              <w:jc w:val="left"/>
+            </w:pPr>
+            <w:r>
+              <w:rPr>
+                <w:rFonts w:ascii="Calibri" w:cs="Calibri" w:eastAsia="Calibri" w:hAnsi="Calibri"/>
+                <w:b w:val="false"/>
+                <w:bCs w:val="false"/>
+                <w:color w:val="16262E"/>
+                <w:sz w:val="19"/>
+                <w:szCs w:val="19"/>
+              </w:rPr>
+              <w:t xml:space="preserve">Seis expedientes de evaluación, uno por entidad, sobre el mismo marco normativo. De aquí sale su matriz de evidencia.</w:t>
             </w:r>
           </w:p>
         </w:tc>
@@ -489,17 +575,17 @@
     </w:tbl>
     <w:p>
       <w:pPr>
-        <w:spacing w:after="60" w:line="276"/>
-        <w:jc w:val="both"/>
-      </w:pPr>
-      <w:r>
-        <w:rPr>
-          <w:rFonts w:ascii="Calibri" w:cs="Calibri" w:eastAsia="Calibri" w:hAnsi="Calibri"/>
-          <w:color w:val="16262E"/>
-          <w:sz w:val="20"/>
-          <w:szCs w:val="20"/>
-        </w:rPr>
-        <w:t xml:space="preserve"/>
+        <w:spacing w:after="140" w:line="276"/>
+        <w:jc w:val="both"/>
+      </w:pPr>
+      <w:r>
+        <w:rPr>
+          <w:rFonts w:ascii="Calibri" w:cs="Calibri" w:eastAsia="Calibri" w:hAnsi="Calibri"/>
+          <w:color w:val="16262E"/>
+          <w:sz w:val="20"/>
+          <w:szCs w:val="20"/>
+        </w:rPr>
+        <w:t xml:space="preserve">El informe nacional que desmontaron el jueves se armó a partir de expedientes estatales como los de hoy. Por eso la pregunta de cierre es qué hallazgo se perdió en el camino del expediente al informe. Los cuatro documentos son sintéticos: el programa, las entidades, las cifras y las personas son ficticios.</w:t>
       </w:r>
     </w:p>
     <w:p>
@@ -516,7 +602,7 @@
           <w:sz w:val="26"/>
           <w:szCs w:val="26"/>
         </w:rPr>
-        <w:t xml:space="preserve">2. Medir la extracción: precisión, recuperación y F1</w:t>
+        <w:t xml:space="preserve">2. Las tres fallas entre el documento y el informe</w:t>
       </w:r>
     </w:p>
     <w:p>
@@ -531,214 +617,7 @@
           <w:sz w:val="20"/>
           <w:szCs w:val="20"/>
         </w:rPr>
-        <w:t xml:space="preserve">Con VP los aciertos, FP lo que entregó de más y FN lo que se le quedó:</w:t>
-      </w:r>
-    </w:p>
-    <w:p>
-      <w:pPr>
-        <w:spacing w:after="140" w:line="276"/>
-        <w:jc w:val="both"/>
-      </w:pPr>
-      <w:r>
-        <w:rPr>
-          <w:rFonts w:ascii="Calibri" w:cs="Calibri" w:eastAsia="Calibri" w:hAnsi="Calibri"/>
-          <w:b/>
-          <w:bCs/>
-          <w:i w:val="false"/>
-          <w:iCs w:val="false"/>
-          <w:color w:val="16262E"/>
-          <w:sz w:val="20"/>
-          <w:szCs w:val="20"/>
-        </w:rPr>
-        <w:t xml:space="preserve">Precisión = VP / (VP + FP)</w:t>
-      </w:r>
-      <w:r>
-        <w:rPr>
-          <w:rFonts w:ascii="Calibri" w:cs="Calibri" w:eastAsia="Calibri" w:hAnsi="Calibri"/>
-          <w:b w:val="false"/>
-          <w:bCs w:val="false"/>
-          <w:i w:val="false"/>
-          <w:iCs w:val="false"/>
-          <w:color w:val="16262E"/>
-          <w:sz w:val="20"/>
-          <w:szCs w:val="20"/>
-        </w:rPr>
-        <w:t xml:space="preserve">   de lo que entregó, cuánto era cierto.</w:t>
-      </w:r>
-    </w:p>
-    <w:p>
-      <w:pPr>
-        <w:spacing w:after="140" w:line="276"/>
-        <w:jc w:val="both"/>
-      </w:pPr>
-      <w:r>
-        <w:rPr>
-          <w:rFonts w:ascii="Calibri" w:cs="Calibri" w:eastAsia="Calibri" w:hAnsi="Calibri"/>
-          <w:b/>
-          <w:bCs/>
-          <w:i w:val="false"/>
-          <w:iCs w:val="false"/>
-          <w:color w:val="16262E"/>
-          <w:sz w:val="20"/>
-          <w:szCs w:val="20"/>
-        </w:rPr>
-        <w:t xml:space="preserve">Recuperación = VP / (VP + FN)</w:t>
-      </w:r>
-      <w:r>
-        <w:rPr>
-          <w:rFonts w:ascii="Calibri" w:cs="Calibri" w:eastAsia="Calibri" w:hAnsi="Calibri"/>
-          <w:b w:val="false"/>
-          <w:bCs w:val="false"/>
-          <w:i w:val="false"/>
-          <w:iCs w:val="false"/>
-          <w:color w:val="16262E"/>
-          <w:sz w:val="20"/>
-          <w:szCs w:val="20"/>
-        </w:rPr>
-        <w:t xml:space="preserve">   de lo que había, cuánto encontró.</w:t>
-      </w:r>
-    </w:p>
-    <w:p>
-      <w:pPr>
-        <w:spacing w:after="180" w:line="276"/>
-        <w:jc w:val="both"/>
-      </w:pPr>
-      <w:r>
-        <w:rPr>
-          <w:rFonts w:ascii="Calibri" w:cs="Calibri" w:eastAsia="Calibri" w:hAnsi="Calibri"/>
-          <w:b/>
-          <w:bCs/>
-          <w:i w:val="false"/>
-          <w:iCs w:val="false"/>
-          <w:color w:val="16262E"/>
-          <w:sz w:val="20"/>
-          <w:szCs w:val="20"/>
-        </w:rPr>
-        <w:t xml:space="preserve">F1 = 2 · P · R / (P + R)</w:t>
-      </w:r>
-      <w:r>
-        <w:rPr>
-          <w:rFonts w:ascii="Calibri" w:cs="Calibri" w:eastAsia="Calibri" w:hAnsi="Calibri"/>
-          <w:b w:val="false"/>
-          <w:bCs w:val="false"/>
-          <w:i w:val="false"/>
-          <w:iCs w:val="false"/>
-          <w:color w:val="16262E"/>
-          <w:sz w:val="20"/>
-          <w:szCs w:val="20"/>
-        </w:rPr>
-        <w:t xml:space="preserve">   la media armónica de las dos, no el promedio. Equivale a 2VP / (2VP + FP + FN), forma que deja ver que a igualdad de aciertos inventar y omitir pesan lo mismo.</w:t>
-      </w:r>
-    </w:p>
-    <w:p>
-      <w:pPr>
-        <w:spacing w:after="80" w:line="276"/>
-        <w:jc w:val="both"/>
-      </w:pPr>
-      <w:r>
-        <w:rPr>
-          <w:rFonts w:ascii="Calibri" w:cs="Calibri" w:eastAsia="Calibri" w:hAnsi="Calibri"/>
-          <w:b/>
-          <w:bCs/>
-          <w:color w:val="16262E"/>
-          <w:sz w:val="20"/>
-          <w:szCs w:val="20"/>
-        </w:rPr>
-        <w:t xml:space="preserve">El caso del artículo 9, resuelto.</w:t>
-      </w:r>
-    </w:p>
-    <w:p>
-      <w:pPr>
-        <w:spacing w:after="140" w:line="276"/>
-        <w:jc w:val="both"/>
-      </w:pPr>
-      <w:r>
-        <w:rPr>
-          <w:rFonts w:ascii="Calibri" w:cs="Calibri" w:eastAsia="Calibri" w:hAnsi="Calibri"/>
-          <w:color w:val="16262E"/>
-          <w:sz w:val="20"/>
-          <w:szCs w:val="20"/>
-        </w:rPr>
-        <w:t xml:space="preserve">El artículo 9 de las reglas de operación lista exactamente cinco requisitos documentales y agrega que no puede exigirse documentación adicional. Si el asistente devuelve los cinco correctos más uno inventado, VP = 5, FP = 1 y FN = 0. Entonces la precisión es 5/6 ≈ 0.83, la recuperación es 5/5 = 1.00 y el F1 es 10/11 ≈ 0.909, que se redondea a 0.91.</w:t>
-      </w:r>
-    </w:p>
-    <w:p>
-      <w:pPr>
-        <w:spacing w:after="140" w:line="276"/>
-        <w:jc w:val="both"/>
-      </w:pPr>
-      <w:r>
-        <w:rPr>
-          <w:rFonts w:ascii="Calibri" w:cs="Calibri" w:eastAsia="Calibri" w:hAnsi="Calibri"/>
-          <w:b/>
-          <w:bCs/>
-          <w:i w:val="false"/>
-          <w:iCs w:val="false"/>
-          <w:color w:val="16262E"/>
-          <w:sz w:val="20"/>
-          <w:szCs w:val="20"/>
-        </w:rPr>
-        <w:t xml:space="preserve">Cuidado con redondear temprano. </w:t>
-      </w:r>
-      <w:r>
-        <w:rPr>
-          <w:rFonts w:ascii="Calibri" w:cs="Calibri" w:eastAsia="Calibri" w:hAnsi="Calibri"/>
-          <w:b w:val="false"/>
-          <w:bCs w:val="false"/>
-          <w:i w:val="false"/>
-          <w:iCs w:val="false"/>
-          <w:color w:val="16262E"/>
-          <w:sz w:val="20"/>
-          <w:szCs w:val="20"/>
-        </w:rPr>
-        <w:t xml:space="preserve">Si encadena el 0.83 ya redondeado dentro de la fórmula, obtiene 0.907 y no 0.909. Coinciden al redondear a dos decimales, pero no son el mismo número. Chinchor advierte de este mismo defecto en las tablas de MUC-4.</w:t>
-      </w:r>
-    </w:p>
-    <w:p>
-      <w:pPr>
-        <w:spacing w:after="160" w:line="276"/>
-        <w:jc w:val="both"/>
-      </w:pPr>
-      <w:r>
-        <w:rPr>
-          <w:rFonts w:ascii="Calibri" w:cs="Calibri" w:eastAsia="Calibri" w:hAnsi="Calibri"/>
-          <w:color w:val="16262E"/>
-          <w:sz w:val="20"/>
-          <w:szCs w:val="20"/>
-        </w:rPr>
-        <w:t xml:space="preserve">Compare con el caso contrario: si devuelve cuatro correctos y omite uno, VP = 4, FP = 0 y FN = 1, de modo que la precisión es 1.00, la recuperación 4/5 = 0.80 y el F1 8/9 ≈ 0.89.</w:t>
-      </w:r>
-    </w:p>
-    <w:p>
-      <w:pPr>
-        <w:spacing w:after="80" w:line="276"/>
-        <w:jc w:val="both"/>
-      </w:pPr>
-      <w:r>
-        <w:rPr>
-          <w:rFonts w:ascii="Calibri" w:cs="Calibri" w:eastAsia="Calibri" w:hAnsi="Calibri"/>
-          <w:b/>
-          <w:bCs/>
-          <w:color w:val="16262E"/>
-          <w:sz w:val="20"/>
-          <w:szCs w:val="20"/>
-        </w:rPr>
-        <w:t xml:space="preserve">Cuál de los dos errores cuesta más lo decide usted, no la fórmula.</w:t>
-      </w:r>
-    </w:p>
-    <w:p>
-      <w:pPr>
-        <w:spacing w:after="140" w:line="276"/>
-        <w:jc w:val="both"/>
-      </w:pPr>
-      <w:r>
-        <w:rPr>
-          <w:rFonts w:ascii="Calibri" w:cs="Calibri" w:eastAsia="Calibri" w:hAnsi="Calibri"/>
-          <w:color w:val="16262E"/>
-          <w:sz w:val="20"/>
-          <w:szCs w:val="20"/>
-        </w:rPr>
-        <w:t xml:space="preserve">La familia Fβ permite declarar ese peso: Fβ = (β² + 1) · P · R / (β² · P + R), donde β es la importancia relativa que se le da a la recuperación sobre la precisión. Con los dos casos anteriores:</w:t>
+        <w:t xml:space="preserve">Entre el documento y la frase que se firma hay tres puntos donde el trabajo se rompe. Las tres se ven igual en el informe terminado —una oración con una cita al lado— y por eso la revisión se hace al revés, del informe hacia el documento.</w:t>
       </w:r>
     </w:p>
     <w:tbl>
@@ -764,7 +643,7 @@
         </w:trPr>
         <w:tc>
           <w:tcPr>
-            <w:tcW w:type="dxa" w:w="3213"/>
+            <w:tcW w:type="dxa" w:w="1700"/>
             <w:shd w:fill="16262E" w:val="clear"/>
             <w:tcMar>
               <w:top w:type="dxa" w:w="80"/>
@@ -787,13 +666,13 @@
                 <w:sz w:val="19"/>
                 <w:szCs w:val="19"/>
               </w:rPr>
-              <w:t xml:space="preserve">Cómo se pesa el error</w:t>
-            </w:r>
-          </w:p>
-        </w:tc>
-        <w:tc>
-          <w:tcPr>
-            <w:tcW w:type="dxa" w:w="3213"/>
+              <w:t xml:space="preserve">Falla</w:t>
+            </w:r>
+          </w:p>
+        </w:tc>
+        <w:tc>
+          <w:tcPr>
+            <w:tcW w:type="dxa" w:w="3970"/>
             <w:shd w:fill="16262E" w:val="clear"/>
             <w:tcMar>
               <w:top w:type="dxa" w:w="80"/>
@@ -816,13 +695,13 @@
                 <w:sz w:val="19"/>
                 <w:szCs w:val="19"/>
               </w:rPr>
-              <w:t xml:space="preserve">Inventa un requisito</w:t>
-            </w:r>
-          </w:p>
-        </w:tc>
-        <w:tc>
-          <w:tcPr>
-            <w:tcW w:type="dxa" w:w="3214"/>
+              <w:t xml:space="preserve">Qué ocurre</w:t>
+            </w:r>
+          </w:p>
+        </w:tc>
+        <w:tc>
+          <w:tcPr>
+            <w:tcW w:type="dxa" w:w="3970"/>
             <w:shd w:fill="16262E" w:val="clear"/>
             <w:tcMar>
               <w:top w:type="dxa" w:w="80"/>
@@ -845,7 +724,7 @@
                 <w:sz w:val="19"/>
                 <w:szCs w:val="19"/>
               </w:rPr>
-              <w:t xml:space="preserve">Omite un requisito</w:t>
+              <w:t xml:space="preserve">Cómo se atrapa</w:t>
             </w:r>
           </w:p>
         </w:tc>
@@ -853,7 +732,7 @@
       <w:tr>
         <w:tc>
           <w:tcPr>
-            <w:tcW w:type="dxa" w:w="3213"/>
+            <w:tcW w:type="dxa" w:w="1700"/>
             <w:shd w:fill="F2F5F6" w:val="clear"/>
             <w:tcMar>
               <w:top w:type="dxa" w:w="80"/>
@@ -876,13 +755,13 @@
                 <w:sz w:val="19"/>
                 <w:szCs w:val="19"/>
               </w:rPr>
-              <w:t xml:space="preserve">F1: los dos pesan igual</w:t>
-            </w:r>
-          </w:p>
-        </w:tc>
-        <w:tc>
-          <w:tcPr>
-            <w:tcW w:type="dxa" w:w="3213"/>
+              <w:t xml:space="preserve">Extracción</w:t>
+            </w:r>
+          </w:p>
+        </w:tc>
+        <w:tc>
+          <w:tcPr>
+            <w:tcW w:type="dxa" w:w="3970"/>
             <w:shd w:fill="F2F5F6" w:val="clear"/>
             <w:tcMar>
               <w:top w:type="dxa" w:w="80"/>
@@ -905,13 +784,13 @@
                 <w:sz w:val="19"/>
                 <w:szCs w:val="19"/>
               </w:rPr>
-              <w:t xml:space="preserve">0.91</w:t>
-            </w:r>
-          </w:p>
-        </w:tc>
-        <w:tc>
-          <w:tcPr>
-            <w:tcW w:type="dxa" w:w="3214"/>
+              <w:t xml:space="preserve">El asistente omitió un elemento que sí estaba en el documento, o entregó uno que no existe en ninguna parte.</w:t>
+            </w:r>
+          </w:p>
+        </w:tc>
+        <w:tc>
+          <w:tcPr>
+            <w:tcW w:type="dxa" w:w="3970"/>
             <w:shd w:fill="F2F5F6" w:val="clear"/>
             <w:tcMar>
               <w:top w:type="dxa" w:w="80"/>
@@ -934,7 +813,7 @@
                 <w:sz w:val="19"/>
                 <w:szCs w:val="19"/>
               </w:rPr>
-              <w:t xml:space="preserve">0.89</w:t>
+              <w:t xml:space="preserve">Se mide con precisión y recuperación contra una lista de referencia.</w:t>
             </w:r>
           </w:p>
         </w:tc>
@@ -942,7 +821,7 @@
       <w:tr>
         <w:tc>
           <w:tcPr>
-            <w:tcW w:type="dxa" w:w="3213"/>
+            <w:tcW w:type="dxa" w:w="1700"/>
             <w:tcMar>
               <w:top w:type="dxa" w:w="80"/>
               <w:left w:type="dxa" w:w="110"/>
@@ -964,63 +843,63 @@
                 <w:sz w:val="19"/>
                 <w:szCs w:val="19"/>
               </w:rPr>
-              <w:t xml:space="preserve">F2: omitir pesa el doble</w:t>
-            </w:r>
-          </w:p>
-        </w:tc>
-        <w:tc>
-          <w:tcPr>
-            <w:tcW w:type="dxa" w:w="3213"/>
-            <w:tcMar>
-              <w:top w:type="dxa" w:w="80"/>
-              <w:left w:type="dxa" w:w="110"/>
-              <w:bottom w:type="dxa" w:w="80"/>
-              <w:right w:type="dxa" w:w="110"/>
-            </w:tcMar>
-          </w:tcPr>
-          <w:p>
-            <w:pPr>
-              <w:spacing w:after="0" w:line="252"/>
-              <w:jc w:val="left"/>
-            </w:pPr>
-            <w:r>
-              <w:rPr>
-                <w:rFonts w:ascii="Calibri" w:cs="Calibri" w:eastAsia="Calibri" w:hAnsi="Calibri"/>
-                <w:b w:val="false"/>
-                <w:bCs w:val="false"/>
-                <w:color w:val="16262E"/>
-                <w:sz w:val="19"/>
-                <w:szCs w:val="19"/>
-              </w:rPr>
-              <w:t xml:space="preserve">0.96</w:t>
-            </w:r>
-          </w:p>
-        </w:tc>
-        <w:tc>
-          <w:tcPr>
-            <w:tcW w:type="dxa" w:w="3214"/>
-            <w:tcMar>
-              <w:top w:type="dxa" w:w="80"/>
-              <w:left w:type="dxa" w:w="110"/>
-              <w:bottom w:type="dxa" w:w="80"/>
-              <w:right w:type="dxa" w:w="110"/>
-            </w:tcMar>
-          </w:tcPr>
-          <w:p>
-            <w:pPr>
-              <w:spacing w:after="0" w:line="252"/>
-              <w:jc w:val="left"/>
-            </w:pPr>
-            <w:r>
-              <w:rPr>
-                <w:rFonts w:ascii="Calibri" w:cs="Calibri" w:eastAsia="Calibri" w:hAnsi="Calibri"/>
-                <w:b w:val="false"/>
-                <w:bCs w:val="false"/>
-                <w:color w:val="16262E"/>
-                <w:sz w:val="19"/>
-                <w:szCs w:val="19"/>
-              </w:rPr>
-              <w:t xml:space="preserve">0.83</w:t>
+              <w:t xml:space="preserve">Atribución</w:t>
+            </w:r>
+          </w:p>
+        </w:tc>
+        <w:tc>
+          <w:tcPr>
+            <w:tcW w:type="dxa" w:w="3970"/>
+            <w:tcMar>
+              <w:top w:type="dxa" w:w="80"/>
+              <w:left w:type="dxa" w:w="110"/>
+              <w:bottom w:type="dxa" w:w="80"/>
+              <w:right w:type="dxa" w:w="110"/>
+            </w:tcMar>
+          </w:tcPr>
+          <w:p>
+            <w:pPr>
+              <w:spacing w:after="0" w:line="252"/>
+              <w:jc w:val="left"/>
+            </w:pPr>
+            <w:r>
+              <w:rPr>
+                <w:rFonts w:ascii="Calibri" w:cs="Calibri" w:eastAsia="Calibri" w:hAnsi="Calibri"/>
+                <w:b w:val="false"/>
+                <w:bCs w:val="false"/>
+                <w:color w:val="16262E"/>
+                <w:sz w:val="19"/>
+                <w:szCs w:val="19"/>
+              </w:rPr>
+              <w:t xml:space="preserve">La cita es textual y está bien copiada, pero no sostiene lo que la afirmación asegura que sostiene.</w:t>
+            </w:r>
+          </w:p>
+        </w:tc>
+        <w:tc>
+          <w:tcPr>
+            <w:tcW w:type="dxa" w:w="3970"/>
+            <w:tcMar>
+              <w:top w:type="dxa" w:w="80"/>
+              <w:left w:type="dxa" w:w="110"/>
+              <w:bottom w:type="dxa" w:w="80"/>
+              <w:right w:type="dxa" w:w="110"/>
+            </w:tcMar>
+          </w:tcPr>
+          <w:p>
+            <w:pPr>
+              <w:spacing w:after="0" w:line="252"/>
+              <w:jc w:val="left"/>
+            </w:pPr>
+            <w:r>
+              <w:rPr>
+                <w:rFonts w:ascii="Calibri" w:cs="Calibri" w:eastAsia="Calibri" w:hAnsi="Calibri"/>
+                <w:b w:val="false"/>
+                <w:bCs w:val="false"/>
+                <w:color w:val="16262E"/>
+                <w:sz w:val="19"/>
+                <w:szCs w:val="19"/>
+              </w:rPr>
+              <w:t xml:space="preserve">Se verifica leyendo la fuente. No hay atajo, y el modelo no puede hacerlo por usted.</w:t>
             </w:r>
           </w:p>
         </w:tc>
@@ -1028,7 +907,7 @@
       <w:tr>
         <w:tc>
           <w:tcPr>
-            <w:tcW w:type="dxa" w:w="3213"/>
+            <w:tcW w:type="dxa" w:w="1700"/>
             <w:shd w:fill="F2F5F6" w:val="clear"/>
             <w:tcMar>
               <w:top w:type="dxa" w:w="80"/>
@@ -1051,13 +930,13 @@
                 <w:sz w:val="19"/>
                 <w:szCs w:val="19"/>
               </w:rPr>
-              <w:t xml:space="preserve">F0.5: inventar pesa el doble</w:t>
-            </w:r>
-          </w:p>
-        </w:tc>
-        <w:tc>
-          <w:tcPr>
-            <w:tcW w:type="dxa" w:w="3213"/>
+              <w:t xml:space="preserve">Generalización</w:t>
+            </w:r>
+          </w:p>
+        </w:tc>
+        <w:tc>
+          <w:tcPr>
+            <w:tcW w:type="dxa" w:w="3970"/>
             <w:shd w:fill="F2F5F6" w:val="clear"/>
             <w:tcMar>
               <w:top w:type="dxa" w:w="80"/>
@@ -1080,13 +959,13 @@
                 <w:sz w:val="19"/>
                 <w:szCs w:val="19"/>
               </w:rPr>
-              <w:t xml:space="preserve">0.86</w:t>
-            </w:r>
-          </w:p>
-        </w:tc>
-        <w:tc>
-          <w:tcPr>
-            <w:tcW w:type="dxa" w:w="3214"/>
+              <w:t xml:space="preserve">La síntesis afirma más de lo que la matriz respalda. Suele sonar mejor que lo que sí está respaldado.</w:t>
+            </w:r>
+          </w:p>
+        </w:tc>
+        <w:tc>
+          <w:tcPr>
+            <w:tcW w:type="dxa" w:w="3970"/>
             <w:shd w:fill="F2F5F6" w:val="clear"/>
             <w:tcMar>
               <w:top w:type="dxa" w:w="80"/>
@@ -1109,7 +988,7 @@
                 <w:sz w:val="19"/>
                 <w:szCs w:val="19"/>
               </w:rPr>
-              <w:t xml:space="preserve">0.95</w:t>
+              <w:t xml:space="preserve">Se atrapa comparando cada frase de la síntesis contra una fila de la matriz.</w:t>
             </w:r>
           </w:p>
         </w:tc>
@@ -1117,32 +996,17 @@
     </w:tbl>
     <w:p>
       <w:pPr>
-        <w:spacing w:after="120" w:line="276"/>
-        <w:jc w:val="both"/>
-      </w:pPr>
-      <w:r>
-        <w:rPr>
-          <w:rFonts w:ascii="Calibri" w:cs="Calibri" w:eastAsia="Calibri" w:hAnsi="Calibri"/>
-          <w:color w:val="16262E"/>
-          <w:sz w:val="20"/>
-          <w:szCs w:val="20"/>
-        </w:rPr>
-        <w:t xml:space="preserve">El mismo par de resultados cambia de ganador tres veces sin que ningún asistente haya cambiado. Por eso β se declara antes de medir, igual que el nivel de significancia se fija antes de ver los datos. En un informe de evaluación que se firma, inventar un requisito cuesta más que omitirlo, porque acusa a la entidad de exigir documentación que la norma le prohíbe exigir.</w:t>
-      </w:r>
-    </w:p>
-    <w:p>
-      <w:pPr>
-        <w:spacing w:after="140" w:line="276"/>
-        <w:jc w:val="both"/>
-      </w:pPr>
-      <w:r>
-        <w:rPr>
-          <w:rFonts w:ascii="Calibri" w:cs="Calibri" w:eastAsia="Calibri" w:hAnsi="Calibri"/>
-          <w:color w:val="16262E"/>
-          <w:sz w:val="20"/>
-          <w:szCs w:val="20"/>
-        </w:rPr>
-        <w:t xml:space="preserve">Dos advertencias más. Primera: antes de medir hay que decidir qué cuenta como acierto. CoNLL-2003 exige coincidencia exacta con la referencia; MUC otorga medio punto a una coincidencia parcial; CUAD acepta el fragmento si se traslapa al menos la mitad de las palabras. Los tres criterios están publicados y los tres son convenciones: cambiar de criterio cambia el F1 sin que el modelo haya cambiado. Segunda: en extracción no se reporta exactitud, porque no hay verdaderos negativos que contar. Nadie puede enumerar todo lo que el asistente pudo inventar y no inventó, así que la exactitud se queda sin denominador.</w:t>
+        <w:spacing w:after="60" w:line="276"/>
+        <w:jc w:val="both"/>
+      </w:pPr>
+      <w:r>
+        <w:rPr>
+          <w:rFonts w:ascii="Calibri" w:cs="Calibri" w:eastAsia="Calibri" w:hAnsi="Calibri"/>
+          <w:color w:val="16262E"/>
+          <w:sz w:val="20"/>
+          <w:szCs w:val="20"/>
+        </w:rPr>
+        <w:t xml:space="preserve"/>
       </w:r>
     </w:p>
     <w:p>
@@ -1159,7 +1023,7 @@
           <w:sz w:val="26"/>
           <w:szCs w:val="26"/>
         </w:rPr>
-        <w:t xml:space="preserve">3. Medir el acuerdo entre quienes codifican</w:t>
+        <w:t xml:space="preserve">3. Medir la extracción: precisión, recuperación y F1</w:t>
       </w:r>
     </w:p>
     <w:p>
@@ -1174,12 +1038,12 @@
           <w:sz w:val="20"/>
           <w:szCs w:val="20"/>
         </w:rPr>
-        <w:t xml:space="preserve">Dos personas codifican el mismo corpus y coinciden en el 95 por ciento de los casos. Si una categoría domina, buena parte de ese acuerdo se obtiene sin leer nada. La kappa de Cohen descuenta esa parte:</w:t>
-      </w:r>
-    </w:p>
-    <w:p>
-      <w:pPr>
-        <w:spacing w:after="160" w:line="276"/>
+        <w:t xml:space="preserve">Con VP los aciertos, FP lo que entregó de más y FN lo que se le quedó:</w:t>
+      </w:r>
+    </w:p>
+    <w:p>
+      <w:pPr>
+        <w:spacing w:after="140" w:line="276"/>
         <w:jc w:val="both"/>
       </w:pPr>
       <w:r>
@@ -1193,6 +1057,649 @@
           <w:sz w:val="20"/>
           <w:szCs w:val="20"/>
         </w:rPr>
+        <w:t xml:space="preserve">Precisión = VP / (VP + FP)</w:t>
+      </w:r>
+      <w:r>
+        <w:rPr>
+          <w:rFonts w:ascii="Calibri" w:cs="Calibri" w:eastAsia="Calibri" w:hAnsi="Calibri"/>
+          <w:b w:val="false"/>
+          <w:bCs w:val="false"/>
+          <w:i w:val="false"/>
+          <w:iCs w:val="false"/>
+          <w:color w:val="16262E"/>
+          <w:sz w:val="20"/>
+          <w:szCs w:val="20"/>
+        </w:rPr>
+        <w:t xml:space="preserve">   de lo que entregó, cuánto era cierto.</w:t>
+      </w:r>
+    </w:p>
+    <w:p>
+      <w:pPr>
+        <w:spacing w:after="140" w:line="276"/>
+        <w:jc w:val="both"/>
+      </w:pPr>
+      <w:r>
+        <w:rPr>
+          <w:rFonts w:ascii="Calibri" w:cs="Calibri" w:eastAsia="Calibri" w:hAnsi="Calibri"/>
+          <w:b/>
+          <w:bCs/>
+          <w:i w:val="false"/>
+          <w:iCs w:val="false"/>
+          <w:color w:val="16262E"/>
+          <w:sz w:val="20"/>
+          <w:szCs w:val="20"/>
+        </w:rPr>
+        <w:t xml:space="preserve">Recuperación = VP / (VP + FN)</w:t>
+      </w:r>
+      <w:r>
+        <w:rPr>
+          <w:rFonts w:ascii="Calibri" w:cs="Calibri" w:eastAsia="Calibri" w:hAnsi="Calibri"/>
+          <w:b w:val="false"/>
+          <w:bCs w:val="false"/>
+          <w:i w:val="false"/>
+          <w:iCs w:val="false"/>
+          <w:color w:val="16262E"/>
+          <w:sz w:val="20"/>
+          <w:szCs w:val="20"/>
+        </w:rPr>
+        <w:t xml:space="preserve">   de lo que había, cuánto encontró.</w:t>
+      </w:r>
+    </w:p>
+    <w:p>
+      <w:pPr>
+        <w:spacing w:after="180" w:line="276"/>
+        <w:jc w:val="both"/>
+      </w:pPr>
+      <w:r>
+        <w:rPr>
+          <w:rFonts w:ascii="Calibri" w:cs="Calibri" w:eastAsia="Calibri" w:hAnsi="Calibri"/>
+          <w:b/>
+          <w:bCs/>
+          <w:i w:val="false"/>
+          <w:iCs w:val="false"/>
+          <w:color w:val="16262E"/>
+          <w:sz w:val="20"/>
+          <w:szCs w:val="20"/>
+        </w:rPr>
+        <w:t xml:space="preserve">F1 = 2 · P · R / (P + R)</w:t>
+      </w:r>
+      <w:r>
+        <w:rPr>
+          <w:rFonts w:ascii="Calibri" w:cs="Calibri" w:eastAsia="Calibri" w:hAnsi="Calibri"/>
+          <w:b w:val="false"/>
+          <w:bCs w:val="false"/>
+          <w:i w:val="false"/>
+          <w:iCs w:val="false"/>
+          <w:color w:val="16262E"/>
+          <w:sz w:val="20"/>
+          <w:szCs w:val="20"/>
+        </w:rPr>
+        <w:t xml:space="preserve">   la media armónica de las dos, no el promedio. Equivale a 2VP / (2VP + FP + FN), forma que deja ver que a igualdad de aciertos inventar y omitir pesan lo mismo.</w:t>
+      </w:r>
+    </w:p>
+    <w:p>
+      <w:pPr>
+        <w:spacing w:after="80" w:line="276"/>
+        <w:jc w:val="both"/>
+      </w:pPr>
+      <w:r>
+        <w:rPr>
+          <w:rFonts w:ascii="Calibri" w:cs="Calibri" w:eastAsia="Calibri" w:hAnsi="Calibri"/>
+          <w:b/>
+          <w:bCs/>
+          <w:color w:val="16262E"/>
+          <w:sz w:val="20"/>
+          <w:szCs w:val="20"/>
+        </w:rPr>
+        <w:t xml:space="preserve">El caso del artículo 9, resuelto.</w:t>
+      </w:r>
+    </w:p>
+    <w:p>
+      <w:pPr>
+        <w:spacing w:after="140" w:line="276"/>
+        <w:jc w:val="both"/>
+      </w:pPr>
+      <w:r>
+        <w:rPr>
+          <w:rFonts w:ascii="Calibri" w:cs="Calibri" w:eastAsia="Calibri" w:hAnsi="Calibri"/>
+          <w:color w:val="16262E"/>
+          <w:sz w:val="20"/>
+          <w:szCs w:val="20"/>
+        </w:rPr>
+        <w:t xml:space="preserve">El artículo 9 del marco normativo común de Expedientes_LAB2.docx, el que comparten los seis equipos, lista exactamente cinco requisitos documentales y agrega que no puede exigirse documentación adicional. Si el asistente devuelve los cinco correctos más uno inventado, VP = 5, FP = 1 y FN = 0. Entonces la precisión es 5/6 ≈ 0.83, la recuperación es 5/5 = 1.00 y el F1 es 10/11 ≈ 0.909, que se redondea a 0.91.</w:t>
+      </w:r>
+    </w:p>
+    <w:p>
+      <w:pPr>
+        <w:spacing w:after="140" w:line="276"/>
+        <w:jc w:val="both"/>
+      </w:pPr>
+      <w:r>
+        <w:rPr>
+          <w:rFonts w:ascii="Calibri" w:cs="Calibri" w:eastAsia="Calibri" w:hAnsi="Calibri"/>
+          <w:b/>
+          <w:bCs/>
+          <w:i w:val="false"/>
+          <w:iCs w:val="false"/>
+          <w:color w:val="16262E"/>
+          <w:sz w:val="20"/>
+          <w:szCs w:val="20"/>
+        </w:rPr>
+        <w:t xml:space="preserve">Cuidado con redondear temprano. </w:t>
+      </w:r>
+      <w:r>
+        <w:rPr>
+          <w:rFonts w:ascii="Calibri" w:cs="Calibri" w:eastAsia="Calibri" w:hAnsi="Calibri"/>
+          <w:b w:val="false"/>
+          <w:bCs w:val="false"/>
+          <w:i w:val="false"/>
+          <w:iCs w:val="false"/>
+          <w:color w:val="16262E"/>
+          <w:sz w:val="20"/>
+          <w:szCs w:val="20"/>
+        </w:rPr>
+        <w:t xml:space="preserve">Si encadena el 0.83 ya redondeado dentro de la fórmula, obtiene 0.907 y no 0.909. Coinciden al redondear a dos decimales, pero no son el mismo número. Chinchor advierte de este mismo defecto en las tablas de MUC-4.</w:t>
+      </w:r>
+    </w:p>
+    <w:p>
+      <w:pPr>
+        <w:spacing w:after="160" w:line="276"/>
+        <w:jc w:val="both"/>
+      </w:pPr>
+      <w:r>
+        <w:rPr>
+          <w:rFonts w:ascii="Calibri" w:cs="Calibri" w:eastAsia="Calibri" w:hAnsi="Calibri"/>
+          <w:color w:val="16262E"/>
+          <w:sz w:val="20"/>
+          <w:szCs w:val="20"/>
+        </w:rPr>
+        <w:t xml:space="preserve">Compare con el caso contrario: si devuelve cuatro correctos y omite uno, VP = 4, FP = 0 y FN = 1, de modo que la precisión es 1.00, la recuperación 4/5 = 0.80 y el F1 8/9 ≈ 0.89.</w:t>
+      </w:r>
+    </w:p>
+    <w:p>
+      <w:pPr>
+        <w:spacing w:after="80" w:line="276"/>
+        <w:jc w:val="both"/>
+      </w:pPr>
+      <w:r>
+        <w:rPr>
+          <w:rFonts w:ascii="Calibri" w:cs="Calibri" w:eastAsia="Calibri" w:hAnsi="Calibri"/>
+          <w:b/>
+          <w:bCs/>
+          <w:color w:val="16262E"/>
+          <w:sz w:val="20"/>
+          <w:szCs w:val="20"/>
+        </w:rPr>
+        <w:t xml:space="preserve">Cuál de los dos errores cuesta más lo decide usted, no la fórmula.</w:t>
+      </w:r>
+    </w:p>
+    <w:p>
+      <w:pPr>
+        <w:spacing w:after="140" w:line="276"/>
+        <w:jc w:val="both"/>
+      </w:pPr>
+      <w:r>
+        <w:rPr>
+          <w:rFonts w:ascii="Calibri" w:cs="Calibri" w:eastAsia="Calibri" w:hAnsi="Calibri"/>
+          <w:color w:val="16262E"/>
+          <w:sz w:val="20"/>
+          <w:szCs w:val="20"/>
+        </w:rPr>
+        <w:t xml:space="preserve">La familia Fβ permite declarar ese peso: Fβ = (β² + 1) · P · R / (β² · P + R), donde β es la importancia relativa que se le da a la recuperación sobre la precisión. Con los dos casos anteriores:</w:t>
+      </w:r>
+    </w:p>
+    <w:tbl>
+      <w:tblPr>
+        <w:tblW w:type="dxa" w:w="9640"/>
+        <w:tblBorders>
+          <w:top w:val="single" w:color="D9E0E3" w:sz="2"/>
+          <w:left w:val="single" w:color="D9E0E3" w:sz="2"/>
+          <w:bottom w:val="single" w:color="D9E0E3" w:sz="2"/>
+          <w:right w:val="single" w:color="D9E0E3" w:sz="2"/>
+          <w:insideH w:val="single" w:color="D9E0E3" w:sz="2"/>
+          <w:insideV w:val="single" w:color="D9E0E3" w:sz="2"/>
+        </w:tblBorders>
+      </w:tblPr>
+      <w:tblGrid>
+        <w:gridCol w:w="100"/>
+        <w:gridCol w:w="100"/>
+        <w:gridCol w:w="100"/>
+      </w:tblGrid>
+      <w:tr>
+        <w:trPr>
+          <w:tblHeader/>
+        </w:trPr>
+        <w:tc>
+          <w:tcPr>
+            <w:tcW w:type="dxa" w:w="3213"/>
+            <w:shd w:fill="16262E" w:val="clear"/>
+            <w:tcMar>
+              <w:top w:type="dxa" w:w="80"/>
+              <w:left w:type="dxa" w:w="110"/>
+              <w:bottom w:type="dxa" w:w="80"/>
+              <w:right w:type="dxa" w:w="110"/>
+            </w:tcMar>
+          </w:tcPr>
+          <w:p>
+            <w:pPr>
+              <w:spacing w:after="0" w:line="252"/>
+              <w:jc w:val="left"/>
+            </w:pPr>
+            <w:r>
+              <w:rPr>
+                <w:rFonts w:ascii="Calibri" w:cs="Calibri" w:eastAsia="Calibri" w:hAnsi="Calibri"/>
+                <w:b/>
+                <w:bCs/>
+                <w:color w:val="FFFFFF"/>
+                <w:sz w:val="19"/>
+                <w:szCs w:val="19"/>
+              </w:rPr>
+              <w:t xml:space="preserve">Cómo se pesa el error</w:t>
+            </w:r>
+          </w:p>
+        </w:tc>
+        <w:tc>
+          <w:tcPr>
+            <w:tcW w:type="dxa" w:w="3213"/>
+            <w:shd w:fill="16262E" w:val="clear"/>
+            <w:tcMar>
+              <w:top w:type="dxa" w:w="80"/>
+              <w:left w:type="dxa" w:w="110"/>
+              <w:bottom w:type="dxa" w:w="80"/>
+              <w:right w:type="dxa" w:w="110"/>
+            </w:tcMar>
+          </w:tcPr>
+          <w:p>
+            <w:pPr>
+              <w:spacing w:after="0" w:line="252"/>
+              <w:jc w:val="left"/>
+            </w:pPr>
+            <w:r>
+              <w:rPr>
+                <w:rFonts w:ascii="Calibri" w:cs="Calibri" w:eastAsia="Calibri" w:hAnsi="Calibri"/>
+                <w:b/>
+                <w:bCs/>
+                <w:color w:val="FFFFFF"/>
+                <w:sz w:val="19"/>
+                <w:szCs w:val="19"/>
+              </w:rPr>
+              <w:t xml:space="preserve">Inventa un requisito</w:t>
+            </w:r>
+          </w:p>
+        </w:tc>
+        <w:tc>
+          <w:tcPr>
+            <w:tcW w:type="dxa" w:w="3214"/>
+            <w:shd w:fill="16262E" w:val="clear"/>
+            <w:tcMar>
+              <w:top w:type="dxa" w:w="80"/>
+              <w:left w:type="dxa" w:w="110"/>
+              <w:bottom w:type="dxa" w:w="80"/>
+              <w:right w:type="dxa" w:w="110"/>
+            </w:tcMar>
+          </w:tcPr>
+          <w:p>
+            <w:pPr>
+              <w:spacing w:after="0" w:line="252"/>
+              <w:jc w:val="left"/>
+            </w:pPr>
+            <w:r>
+              <w:rPr>
+                <w:rFonts w:ascii="Calibri" w:cs="Calibri" w:eastAsia="Calibri" w:hAnsi="Calibri"/>
+                <w:b/>
+                <w:bCs/>
+                <w:color w:val="FFFFFF"/>
+                <w:sz w:val="19"/>
+                <w:szCs w:val="19"/>
+              </w:rPr>
+              <w:t xml:space="preserve">Omite un requisito</w:t>
+            </w:r>
+          </w:p>
+        </w:tc>
+      </w:tr>
+      <w:tr>
+        <w:tc>
+          <w:tcPr>
+            <w:tcW w:type="dxa" w:w="3213"/>
+            <w:shd w:fill="F2F5F6" w:val="clear"/>
+            <w:tcMar>
+              <w:top w:type="dxa" w:w="80"/>
+              <w:left w:type="dxa" w:w="110"/>
+              <w:bottom w:type="dxa" w:w="80"/>
+              <w:right w:type="dxa" w:w="110"/>
+            </w:tcMar>
+          </w:tcPr>
+          <w:p>
+            <w:pPr>
+              <w:spacing w:after="0" w:line="252"/>
+              <w:jc w:val="left"/>
+            </w:pPr>
+            <w:r>
+              <w:rPr>
+                <w:rFonts w:ascii="Calibri" w:cs="Calibri" w:eastAsia="Calibri" w:hAnsi="Calibri"/>
+                <w:b/>
+                <w:bCs/>
+                <w:color w:val="16262E"/>
+                <w:sz w:val="19"/>
+                <w:szCs w:val="19"/>
+              </w:rPr>
+              <w:t xml:space="preserve">F1: los dos pesan igual</w:t>
+            </w:r>
+          </w:p>
+        </w:tc>
+        <w:tc>
+          <w:tcPr>
+            <w:tcW w:type="dxa" w:w="3213"/>
+            <w:shd w:fill="F2F5F6" w:val="clear"/>
+            <w:tcMar>
+              <w:top w:type="dxa" w:w="80"/>
+              <w:left w:type="dxa" w:w="110"/>
+              <w:bottom w:type="dxa" w:w="80"/>
+              <w:right w:type="dxa" w:w="110"/>
+            </w:tcMar>
+          </w:tcPr>
+          <w:p>
+            <w:pPr>
+              <w:spacing w:after="0" w:line="252"/>
+              <w:jc w:val="left"/>
+            </w:pPr>
+            <w:r>
+              <w:rPr>
+                <w:rFonts w:ascii="Calibri" w:cs="Calibri" w:eastAsia="Calibri" w:hAnsi="Calibri"/>
+                <w:b w:val="false"/>
+                <w:bCs w:val="false"/>
+                <w:color w:val="16262E"/>
+                <w:sz w:val="19"/>
+                <w:szCs w:val="19"/>
+              </w:rPr>
+              <w:t xml:space="preserve">0.91</w:t>
+            </w:r>
+          </w:p>
+        </w:tc>
+        <w:tc>
+          <w:tcPr>
+            <w:tcW w:type="dxa" w:w="3214"/>
+            <w:shd w:fill="F2F5F6" w:val="clear"/>
+            <w:tcMar>
+              <w:top w:type="dxa" w:w="80"/>
+              <w:left w:type="dxa" w:w="110"/>
+              <w:bottom w:type="dxa" w:w="80"/>
+              <w:right w:type="dxa" w:w="110"/>
+            </w:tcMar>
+          </w:tcPr>
+          <w:p>
+            <w:pPr>
+              <w:spacing w:after="0" w:line="252"/>
+              <w:jc w:val="left"/>
+            </w:pPr>
+            <w:r>
+              <w:rPr>
+                <w:rFonts w:ascii="Calibri" w:cs="Calibri" w:eastAsia="Calibri" w:hAnsi="Calibri"/>
+                <w:b w:val="false"/>
+                <w:bCs w:val="false"/>
+                <w:color w:val="16262E"/>
+                <w:sz w:val="19"/>
+                <w:szCs w:val="19"/>
+              </w:rPr>
+              <w:t xml:space="preserve">0.89</w:t>
+            </w:r>
+          </w:p>
+        </w:tc>
+      </w:tr>
+      <w:tr>
+        <w:tc>
+          <w:tcPr>
+            <w:tcW w:type="dxa" w:w="3213"/>
+            <w:tcMar>
+              <w:top w:type="dxa" w:w="80"/>
+              <w:left w:type="dxa" w:w="110"/>
+              <w:bottom w:type="dxa" w:w="80"/>
+              <w:right w:type="dxa" w:w="110"/>
+            </w:tcMar>
+          </w:tcPr>
+          <w:p>
+            <w:pPr>
+              <w:spacing w:after="0" w:line="252"/>
+              <w:jc w:val="left"/>
+            </w:pPr>
+            <w:r>
+              <w:rPr>
+                <w:rFonts w:ascii="Calibri" w:cs="Calibri" w:eastAsia="Calibri" w:hAnsi="Calibri"/>
+                <w:b/>
+                <w:bCs/>
+                <w:color w:val="16262E"/>
+                <w:sz w:val="19"/>
+                <w:szCs w:val="19"/>
+              </w:rPr>
+              <w:t xml:space="preserve">F2: omitir pesa el doble</w:t>
+            </w:r>
+          </w:p>
+        </w:tc>
+        <w:tc>
+          <w:tcPr>
+            <w:tcW w:type="dxa" w:w="3213"/>
+            <w:tcMar>
+              <w:top w:type="dxa" w:w="80"/>
+              <w:left w:type="dxa" w:w="110"/>
+              <w:bottom w:type="dxa" w:w="80"/>
+              <w:right w:type="dxa" w:w="110"/>
+            </w:tcMar>
+          </w:tcPr>
+          <w:p>
+            <w:pPr>
+              <w:spacing w:after="0" w:line="252"/>
+              <w:jc w:val="left"/>
+            </w:pPr>
+            <w:r>
+              <w:rPr>
+                <w:rFonts w:ascii="Calibri" w:cs="Calibri" w:eastAsia="Calibri" w:hAnsi="Calibri"/>
+                <w:b w:val="false"/>
+                <w:bCs w:val="false"/>
+                <w:color w:val="16262E"/>
+                <w:sz w:val="19"/>
+                <w:szCs w:val="19"/>
+              </w:rPr>
+              <w:t xml:space="preserve">0.96</w:t>
+            </w:r>
+          </w:p>
+        </w:tc>
+        <w:tc>
+          <w:tcPr>
+            <w:tcW w:type="dxa" w:w="3214"/>
+            <w:tcMar>
+              <w:top w:type="dxa" w:w="80"/>
+              <w:left w:type="dxa" w:w="110"/>
+              <w:bottom w:type="dxa" w:w="80"/>
+              <w:right w:type="dxa" w:w="110"/>
+            </w:tcMar>
+          </w:tcPr>
+          <w:p>
+            <w:pPr>
+              <w:spacing w:after="0" w:line="252"/>
+              <w:jc w:val="left"/>
+            </w:pPr>
+            <w:r>
+              <w:rPr>
+                <w:rFonts w:ascii="Calibri" w:cs="Calibri" w:eastAsia="Calibri" w:hAnsi="Calibri"/>
+                <w:b w:val="false"/>
+                <w:bCs w:val="false"/>
+                <w:color w:val="16262E"/>
+                <w:sz w:val="19"/>
+                <w:szCs w:val="19"/>
+              </w:rPr>
+              <w:t xml:space="preserve">0.83</w:t>
+            </w:r>
+          </w:p>
+        </w:tc>
+      </w:tr>
+      <w:tr>
+        <w:tc>
+          <w:tcPr>
+            <w:tcW w:type="dxa" w:w="3213"/>
+            <w:shd w:fill="F2F5F6" w:val="clear"/>
+            <w:tcMar>
+              <w:top w:type="dxa" w:w="80"/>
+              <w:left w:type="dxa" w:w="110"/>
+              <w:bottom w:type="dxa" w:w="80"/>
+              <w:right w:type="dxa" w:w="110"/>
+            </w:tcMar>
+          </w:tcPr>
+          <w:p>
+            <w:pPr>
+              <w:spacing w:after="0" w:line="252"/>
+              <w:jc w:val="left"/>
+            </w:pPr>
+            <w:r>
+              <w:rPr>
+                <w:rFonts w:ascii="Calibri" w:cs="Calibri" w:eastAsia="Calibri" w:hAnsi="Calibri"/>
+                <w:b/>
+                <w:bCs/>
+                <w:color w:val="16262E"/>
+                <w:sz w:val="19"/>
+                <w:szCs w:val="19"/>
+              </w:rPr>
+              <w:t xml:space="preserve">F0.5: inventar pesa el doble</w:t>
+            </w:r>
+          </w:p>
+        </w:tc>
+        <w:tc>
+          <w:tcPr>
+            <w:tcW w:type="dxa" w:w="3213"/>
+            <w:shd w:fill="F2F5F6" w:val="clear"/>
+            <w:tcMar>
+              <w:top w:type="dxa" w:w="80"/>
+              <w:left w:type="dxa" w:w="110"/>
+              <w:bottom w:type="dxa" w:w="80"/>
+              <w:right w:type="dxa" w:w="110"/>
+            </w:tcMar>
+          </w:tcPr>
+          <w:p>
+            <w:pPr>
+              <w:spacing w:after="0" w:line="252"/>
+              <w:jc w:val="left"/>
+            </w:pPr>
+            <w:r>
+              <w:rPr>
+                <w:rFonts w:ascii="Calibri" w:cs="Calibri" w:eastAsia="Calibri" w:hAnsi="Calibri"/>
+                <w:b w:val="false"/>
+                <w:bCs w:val="false"/>
+                <w:color w:val="16262E"/>
+                <w:sz w:val="19"/>
+                <w:szCs w:val="19"/>
+              </w:rPr>
+              <w:t xml:space="preserve">0.86</w:t>
+            </w:r>
+          </w:p>
+        </w:tc>
+        <w:tc>
+          <w:tcPr>
+            <w:tcW w:type="dxa" w:w="3214"/>
+            <w:shd w:fill="F2F5F6" w:val="clear"/>
+            <w:tcMar>
+              <w:top w:type="dxa" w:w="80"/>
+              <w:left w:type="dxa" w:w="110"/>
+              <w:bottom w:type="dxa" w:w="80"/>
+              <w:right w:type="dxa" w:w="110"/>
+            </w:tcMar>
+          </w:tcPr>
+          <w:p>
+            <w:pPr>
+              <w:spacing w:after="0" w:line="252"/>
+              <w:jc w:val="left"/>
+            </w:pPr>
+            <w:r>
+              <w:rPr>
+                <w:rFonts w:ascii="Calibri" w:cs="Calibri" w:eastAsia="Calibri" w:hAnsi="Calibri"/>
+                <w:b w:val="false"/>
+                <w:bCs w:val="false"/>
+                <w:color w:val="16262E"/>
+                <w:sz w:val="19"/>
+                <w:szCs w:val="19"/>
+              </w:rPr>
+              <w:t xml:space="preserve">0.95</w:t>
+            </w:r>
+          </w:p>
+        </w:tc>
+      </w:tr>
+    </w:tbl>
+    <w:p>
+      <w:pPr>
+        <w:spacing w:after="120" w:line="276"/>
+        <w:jc w:val="both"/>
+      </w:pPr>
+      <w:r>
+        <w:rPr>
+          <w:rFonts w:ascii="Calibri" w:cs="Calibri" w:eastAsia="Calibri" w:hAnsi="Calibri"/>
+          <w:color w:val="16262E"/>
+          <w:sz w:val="20"/>
+          <w:szCs w:val="20"/>
+        </w:rPr>
+        <w:t xml:space="preserve">El mismo par de resultados cambia de ganador tres veces sin que ningún asistente haya cambiado. Por eso β se declara antes de medir, igual que el nivel de significancia se fija antes de ver los datos. En un informe de evaluación que se firma, inventar un requisito cuesta más que omitirlo, porque acusa a la entidad de exigir documentación que la norma le prohíbe exigir.</w:t>
+      </w:r>
+    </w:p>
+    <w:p>
+      <w:pPr>
+        <w:spacing w:after="140" w:line="276"/>
+        <w:jc w:val="both"/>
+      </w:pPr>
+      <w:r>
+        <w:rPr>
+          <w:rFonts w:ascii="Calibri" w:cs="Calibri" w:eastAsia="Calibri" w:hAnsi="Calibri"/>
+          <w:color w:val="16262E"/>
+          <w:sz w:val="20"/>
+          <w:szCs w:val="20"/>
+        </w:rPr>
+        <w:t xml:space="preserve">Dos advertencias más. Primera: antes de medir hay que decidir qué cuenta como acierto. CoNLL-2003 exige coincidencia exacta con la referencia; MUC otorga medio punto a una coincidencia parcial; CUAD acepta el fragmento si se traslapa al menos la mitad de las palabras. Los tres criterios están publicados y los tres son convenciones: cambiar de criterio cambia el F1 sin que el modelo haya cambiado. Segunda: en extracción no se reporta exactitud, porque no hay verdaderos negativos que contar. Nadie puede enumerar todo lo que el asistente pudo inventar y no inventó, así que la exactitud se queda sin denominador.</w:t>
+      </w:r>
+    </w:p>
+    <w:p>
+      <w:pPr>
+        <w:pStyle w:val="Heading1"/>
+        <w:spacing w:after="160" w:before="320"/>
+      </w:pPr>
+      <w:r>
+        <w:rPr>
+          <w:rFonts w:ascii="Calibri" w:cs="Calibri" w:eastAsia="Calibri" w:hAnsi="Calibri"/>
+          <w:b/>
+          <w:bCs/>
+          <w:color w:val="16262E"/>
+          <w:sz w:val="26"/>
+          <w:szCs w:val="26"/>
+        </w:rPr>
+        <w:t xml:space="preserve">4. Medir el acuerdo entre quienes codifican</w:t>
+      </w:r>
+    </w:p>
+    <w:p>
+      <w:pPr>
+        <w:spacing w:after="140" w:line="276"/>
+        <w:jc w:val="both"/>
+      </w:pPr>
+      <w:r>
+        <w:rPr>
+          <w:rFonts w:ascii="Calibri" w:cs="Calibri" w:eastAsia="Calibri" w:hAnsi="Calibri"/>
+          <w:color w:val="16262E"/>
+          <w:sz w:val="20"/>
+          <w:szCs w:val="20"/>
+        </w:rPr>
+        <w:t xml:space="preserve">Dos personas codifican el mismo corpus y coinciden en el 95 por ciento de los casos. Si una categoría domina, buena parte de ese acuerdo se obtiene sin leer nada. La kappa de Cohen descuenta esa parte:</w:t>
+      </w:r>
+    </w:p>
+    <w:p>
+      <w:pPr>
+        <w:spacing w:after="160" w:line="276"/>
+        <w:jc w:val="both"/>
+      </w:pPr>
+      <w:r>
+        <w:rPr>
+          <w:rFonts w:ascii="Calibri" w:cs="Calibri" w:eastAsia="Calibri" w:hAnsi="Calibri"/>
+          <w:b/>
+          <w:bCs/>
+          <w:i w:val="false"/>
+          <w:iCs w:val="false"/>
+          <w:color w:val="16262E"/>
+          <w:sz w:val="20"/>
+          <w:szCs w:val="20"/>
+        </w:rPr>
         <w:t xml:space="preserve">κ = (acuerdo observado − acuerdo esperado por azar) / (1 − acuerdo esperado por azar)</w:t>
       </w:r>
     </w:p>
@@ -1208,7 +1715,7 @@
           <w:sz w:val="20"/>
           <w:szCs w:val="20"/>
         </w:rPr>
-        <w:t xml:space="preserve">El acuerdo esperado se calcula multiplicando, categoría por categoría, la proporción con que cada persona usó esa categoría, y sumando. Los tres casos que vimos en clase, con el corpus de foros de la sesión 4:</w:t>
+        <w:t xml:space="preserve">El acuerdo esperado se calcula multiplicando, categoría por categoría, la proporción con que cada persona usó esa categoría, y sumando. Los tres casos que vimos en clase salen del corpus de foros de la sesión 4, el archivo Transcripciones_foro_PARTICIPANTE.docx, donde la clave del instructor y una segunda clasificación independiente coincidieron en 36 de las 38 intervenciones clasificables:</w:t>
       </w:r>
     </w:p>
     <w:tbl>
@@ -2637,7 +3144,7 @@
           <w:sz w:val="26"/>
           <w:szCs w:val="26"/>
         </w:rPr>
-        <w:t xml:space="preserve">4. La matriz de evidencia y el nivel de confianza</w:t>
+        <w:t xml:space="preserve">5. La matriz de evidencia y el nivel de confianza</w:t>
       </w:r>
     </w:p>
     <w:p>
@@ -2699,7 +3206,7 @@
           <w:sz w:val="26"/>
           <w:szCs w:val="26"/>
         </w:rPr>
-        <w:t xml:space="preserve">5. El laboratorio de hoy</w:t>
+        <w:t xml:space="preserve">6. El laboratorio de hoy</w:t>
       </w:r>
     </w:p>
     <w:p>
@@ -2714,7 +3221,7 @@
           <w:sz w:val="20"/>
           <w:szCs w:val="20"/>
         </w:rPr>
-        <w:t xml:space="preserve">Cuarenta y ocho minutos de práctica. Los cortes están en hora absoluta para que cada equipo se autorregule.</w:t>
+        <w:t xml:space="preserve">Cuarenta y ocho minutos de práctica, de 10:28 a 11:16. Los cortes están en hora absoluta para que cada equipo se autorregule.</w:t>
       </w:r>
     </w:p>
     <w:tbl>
@@ -2910,7 +3417,7 @@
                 <w:sz w:val="19"/>
                 <w:szCs w:val="19"/>
               </w:rPr>
-              <w:t xml:space="preserve">10 min · 10:28</w:t>
+              <w:t xml:space="preserve">10 min · 10:38</w:t>
             </w:r>
           </w:p>
         </w:tc>
@@ -2996,7 +3503,7 @@
                 <w:sz w:val="19"/>
                 <w:szCs w:val="19"/>
               </w:rPr>
-              <w:t xml:space="preserve">20 min · 10:48</w:t>
+              <w:t xml:space="preserve">20 min · 10:58</w:t>
             </w:r>
           </w:p>
         </w:tc>
@@ -3085,7 +3592,7 @@
                 <w:sz w:val="19"/>
                 <w:szCs w:val="19"/>
               </w:rPr>
-              <w:t xml:space="preserve">11 min · 10:59</w:t>
+              <w:t xml:space="preserve">11 min · 11:09</w:t>
             </w:r>
           </w:p>
         </w:tc>
@@ -3171,7 +3678,7 @@
                 <w:sz w:val="19"/>
                 <w:szCs w:val="19"/>
               </w:rPr>
-              <w:t xml:space="preserve">5 min · 11:04</w:t>
+              <w:t xml:space="preserve">5 min · 11:14</w:t>
             </w:r>
           </w:p>
         </w:tc>
@@ -3260,7 +3767,7 @@
                 <w:sz w:val="19"/>
                 <w:szCs w:val="19"/>
               </w:rPr>
-              <w:t xml:space="preserve">2 min · 11:06</w:t>
+              <w:t xml:space="preserve">2 min · 11:16</w:t>
             </w:r>
           </w:p>
         </w:tc>
@@ -3357,7 +3864,7 @@
           <w:sz w:val="26"/>
           <w:szCs w:val="26"/>
         </w:rPr>
-        <w:t xml:space="preserve">6. Lo que entregas</w:t>
+        <w:t xml:space="preserve">7. Lo que entregas</w:t>
       </w:r>
     </w:p>
     <w:p>
@@ -3469,7 +3976,7 @@
           <w:sz w:val="26"/>
           <w:szCs w:val="26"/>
         </w:rPr>
-        <w:t xml:space="preserve">7. Fuentes</w:t>
+        <w:t xml:space="preserve">8. Fuentes</w:t>
       </w:r>
     </w:p>
     <w:p>

--- a/sesion-06/Handout_Sesion_06.docx
+++ b/sesion-06/Handout_Sesion_06.docx
@@ -3221,7 +3221,7 @@
           <w:sz w:val="20"/>
           <w:szCs w:val="20"/>
         </w:rPr>
-        <w:t xml:space="preserve">Cuarenta y ocho minutos de práctica, de 10:28 a 11:16. Los cortes están en hora absoluta para que cada equipo se autorregule.</w:t>
+        <w:t xml:space="preserve">Cuarenta y ocho minutos de práctica, de 10:47 a 11:35. Los cortes están en hora absoluta para que cada equipo se autorregule.</w:t>
       </w:r>
     </w:p>
     <w:tbl>
@@ -3417,7 +3417,7 @@
                 <w:sz w:val="19"/>
                 <w:szCs w:val="19"/>
               </w:rPr>
-              <w:t xml:space="preserve">10 min · 10:38</w:t>
+              <w:t xml:space="preserve">10 min · 10:57</w:t>
             </w:r>
           </w:p>
         </w:tc>
@@ -3503,7 +3503,7 @@
                 <w:sz w:val="19"/>
                 <w:szCs w:val="19"/>
               </w:rPr>
-              <w:t xml:space="preserve">20 min · 10:58</w:t>
+              <w:t xml:space="preserve">20 min · 11:17</w:t>
             </w:r>
           </w:p>
         </w:tc>
@@ -3592,7 +3592,7 @@
                 <w:sz w:val="19"/>
                 <w:szCs w:val="19"/>
               </w:rPr>
-              <w:t xml:space="preserve">11 min · 11:09</w:t>
+              <w:t xml:space="preserve">11 min · 11:28</w:t>
             </w:r>
           </w:p>
         </w:tc>
@@ -3678,7 +3678,7 @@
                 <w:sz w:val="19"/>
                 <w:szCs w:val="19"/>
               </w:rPr>
-              <w:t xml:space="preserve">5 min · 11:14</w:t>
+              <w:t xml:space="preserve">5 min · 11:33</w:t>
             </w:r>
           </w:p>
         </w:tc>
@@ -3767,7 +3767,7 @@
                 <w:sz w:val="19"/>
                 <w:szCs w:val="19"/>
               </w:rPr>
-              <w:t xml:space="preserve">2 min · 11:16</w:t>
+              <w:t xml:space="preserve">2 min · 11:35</w:t>
             </w:r>
           </w:p>
         </w:tc>
@@ -3833,6 +3833,487 @@
           <w:szCs w:val="20"/>
         </w:rPr>
         <w:t xml:space="preserve">Los pares de revisión son equipos 1 y 6, equipos 2 y 5, y equipos 3 y 4. No son azarosos: cada par junta dos casos que se iluminan entre sí.</w:t>
+      </w:r>
+    </w:p>
+    <w:p>
+      <w:pPr>
+        <w:spacing w:after="80" w:line="276"/>
+        <w:jc w:val="both"/>
+      </w:pPr>
+      <w:r>
+        <w:rPr>
+          <w:rFonts w:ascii="Calibri" w:cs="Calibri" w:eastAsia="Calibri" w:hAnsi="Calibri"/>
+          <w:b/>
+          <w:bCs/>
+          <w:color w:val="16262E"/>
+          <w:sz w:val="20"/>
+          <w:szCs w:val="20"/>
+        </w:rPr>
+        <w:t xml:space="preserve">El prompt del paso 2, para copiarlo.</w:t>
+      </w:r>
+    </w:p>
+    <w:p>
+      <w:pPr>
+        <w:spacing w:after="140" w:line="276"/>
+        <w:jc w:val="both"/>
+      </w:pPr>
+      <w:r>
+        <w:rPr>
+          <w:rFonts w:ascii="Calibri" w:cs="Calibri" w:eastAsia="Calibri" w:hAnsi="Calibri"/>
+          <w:color w:val="16262E"/>
+          <w:sz w:val="20"/>
+          <w:szCs w:val="20"/>
+        </w:rPr>
+        <w:t xml:space="preserve">Cópialo tal cual, llena los dos huecos entre corchetes y pégalo en tu bitácora antes de correrlo, no al final. Adjunta Expedientes_LAB2.docx en Copilot Chat.</w:t>
+      </w:r>
+    </w:p>
+    <w:tbl>
+      <w:tblPr>
+        <w:tblW w:type="dxa" w:w="9640"/>
+        <w:tblBorders>
+          <w:top w:val="single" w:color="D9E0E3" w:sz="2"/>
+          <w:left w:val="single" w:color="D9E0E3" w:sz="2"/>
+          <w:bottom w:val="single" w:color="D9E0E3" w:sz="2"/>
+          <w:right w:val="single" w:color="D9E0E3" w:sz="2"/>
+          <w:insideH w:val="single" w:color="D9E0E3" w:sz="2"/>
+          <w:insideV w:val="single" w:color="D9E0E3" w:sz="2"/>
+        </w:tblBorders>
+      </w:tblPr>
+      <w:tblGrid>
+        <w:gridCol w:w="100"/>
+        <w:gridCol w:w="100"/>
+      </w:tblGrid>
+      <w:tr>
+        <w:trPr>
+          <w:tblHeader/>
+        </w:trPr>
+        <w:tc>
+          <w:tcPr>
+            <w:tcW w:type="dxa" w:w="2000"/>
+            <w:shd w:fill="16262E" w:val="clear"/>
+            <w:tcMar>
+              <w:top w:type="dxa" w:w="80"/>
+              <w:left w:type="dxa" w:w="110"/>
+              <w:bottom w:type="dxa" w:w="80"/>
+              <w:right w:type="dxa" w:w="110"/>
+            </w:tcMar>
+          </w:tcPr>
+          <w:p>
+            <w:pPr>
+              <w:spacing w:after="0" w:line="252"/>
+              <w:jc w:val="left"/>
+            </w:pPr>
+            <w:r>
+              <w:rPr>
+                <w:rFonts w:ascii="Calibri" w:cs="Calibri" w:eastAsia="Calibri" w:hAnsi="Calibri"/>
+                <w:b/>
+                <w:bCs/>
+                <w:color w:val="FFFFFF"/>
+                <w:sz w:val="19"/>
+                <w:szCs w:val="19"/>
+              </w:rPr>
+              <w:t xml:space="preserve">Casilla</w:t>
+            </w:r>
+          </w:p>
+        </w:tc>
+        <w:tc>
+          <w:tcPr>
+            <w:tcW w:type="dxa" w:w="7640"/>
+            <w:shd w:fill="16262E" w:val="clear"/>
+            <w:tcMar>
+              <w:top w:type="dxa" w:w="80"/>
+              <w:left w:type="dxa" w:w="110"/>
+              <w:bottom w:type="dxa" w:w="80"/>
+              <w:right w:type="dxa" w:w="110"/>
+            </w:tcMar>
+          </w:tcPr>
+          <w:p>
+            <w:pPr>
+              <w:spacing w:after="0" w:line="252"/>
+              <w:jc w:val="left"/>
+            </w:pPr>
+            <w:r>
+              <w:rPr>
+                <w:rFonts w:ascii="Calibri" w:cs="Calibri" w:eastAsia="Calibri" w:hAnsi="Calibri"/>
+                <w:b/>
+                <w:bCs/>
+                <w:color w:val="FFFFFF"/>
+                <w:sz w:val="19"/>
+                <w:szCs w:val="19"/>
+              </w:rPr>
+              <w:t xml:space="preserve">Qué escribes</w:t>
+            </w:r>
+          </w:p>
+        </w:tc>
+      </w:tr>
+      <w:tr>
+        <w:tc>
+          <w:tcPr>
+            <w:tcW w:type="dxa" w:w="2000"/>
+            <w:shd w:fill="F2F5F6" w:val="clear"/>
+            <w:tcMar>
+              <w:top w:type="dxa" w:w="80"/>
+              <w:left w:type="dxa" w:w="110"/>
+              <w:bottom w:type="dxa" w:w="80"/>
+              <w:right w:type="dxa" w:w="110"/>
+            </w:tcMar>
+          </w:tcPr>
+          <w:p>
+            <w:pPr>
+              <w:spacing w:after="0" w:line="252"/>
+              <w:jc w:val="left"/>
+            </w:pPr>
+            <w:r>
+              <w:rPr>
+                <w:rFonts w:ascii="Calibri" w:cs="Calibri" w:eastAsia="Calibri" w:hAnsi="Calibri"/>
+                <w:b/>
+                <w:bCs/>
+                <w:color w:val="16262E"/>
+                <w:sz w:val="19"/>
+                <w:szCs w:val="19"/>
+              </w:rPr>
+              <w:t xml:space="preserve">1. Rol</w:t>
+            </w:r>
+          </w:p>
+        </w:tc>
+        <w:tc>
+          <w:tcPr>
+            <w:tcW w:type="dxa" w:w="7640"/>
+            <w:shd w:fill="F2F5F6" w:val="clear"/>
+            <w:tcMar>
+              <w:top w:type="dxa" w:w="80"/>
+              <w:left w:type="dxa" w:w="110"/>
+              <w:bottom w:type="dxa" w:w="80"/>
+              <w:right w:type="dxa" w:w="110"/>
+            </w:tcMar>
+          </w:tcPr>
+          <w:p>
+            <w:pPr>
+              <w:spacing w:after="0" w:line="252"/>
+              <w:jc w:val="left"/>
+            </w:pPr>
+            <w:r>
+              <w:rPr>
+                <w:rFonts w:ascii="Calibri" w:cs="Calibri" w:eastAsia="Calibri" w:hAnsi="Calibri"/>
+                <w:b w:val="false"/>
+                <w:bCs w:val="false"/>
+                <w:color w:val="16262E"/>
+                <w:sz w:val="19"/>
+                <w:szCs w:val="19"/>
+              </w:rPr>
+              <w:t xml:space="preserve">Responde como analista de evaluación de política de desarrollo social que está reuniendo la evidencia documental de un informe estatal.</w:t>
+            </w:r>
+          </w:p>
+        </w:tc>
+      </w:tr>
+      <w:tr>
+        <w:tc>
+          <w:tcPr>
+            <w:tcW w:type="dxa" w:w="2000"/>
+            <w:tcMar>
+              <w:top w:type="dxa" w:w="80"/>
+              <w:left w:type="dxa" w:w="110"/>
+              <w:bottom w:type="dxa" w:w="80"/>
+              <w:right w:type="dxa" w:w="110"/>
+            </w:tcMar>
+          </w:tcPr>
+          <w:p>
+            <w:pPr>
+              <w:spacing w:after="0" w:line="252"/>
+              <w:jc w:val="left"/>
+            </w:pPr>
+            <w:r>
+              <w:rPr>
+                <w:rFonts w:ascii="Calibri" w:cs="Calibri" w:eastAsia="Calibri" w:hAnsi="Calibri"/>
+                <w:b/>
+                <w:bCs/>
+                <w:color w:val="16262E"/>
+                <w:sz w:val="19"/>
+                <w:szCs w:val="19"/>
+              </w:rPr>
+              <w:t xml:space="preserve">2. Objetivo</w:t>
+            </w:r>
+          </w:p>
+        </w:tc>
+        <w:tc>
+          <w:tcPr>
+            <w:tcW w:type="dxa" w:w="7640"/>
+            <w:tcMar>
+              <w:top w:type="dxa" w:w="80"/>
+              <w:left w:type="dxa" w:w="110"/>
+              <w:bottom w:type="dxa" w:w="80"/>
+              <w:right w:type="dxa" w:w="110"/>
+            </w:tcMar>
+          </w:tcPr>
+          <w:p>
+            <w:pPr>
+              <w:spacing w:after="0" w:line="252"/>
+              <w:jc w:val="left"/>
+            </w:pPr>
+            <w:r>
+              <w:rPr>
+                <w:rFonts w:ascii="Calibri" w:cs="Calibri" w:eastAsia="Calibri" w:hAnsi="Calibri"/>
+                <w:b w:val="false"/>
+                <w:bCs w:val="false"/>
+                <w:color w:val="16262E"/>
+                <w:sz w:val="19"/>
+                <w:szCs w:val="19"/>
+              </w:rPr>
+              <w:t xml:space="preserve">Localiza las citas textuales que sirven para responder esta pregunta de evaluación: [COPIA AQUÍ LA PREGUNTA DE TU EXPEDIENTE].</w:t>
+            </w:r>
+          </w:p>
+        </w:tc>
+      </w:tr>
+      <w:tr>
+        <w:tc>
+          <w:tcPr>
+            <w:tcW w:type="dxa" w:w="2000"/>
+            <w:shd w:fill="F2F5F6" w:val="clear"/>
+            <w:tcMar>
+              <w:top w:type="dxa" w:w="80"/>
+              <w:left w:type="dxa" w:w="110"/>
+              <w:bottom w:type="dxa" w:w="80"/>
+              <w:right w:type="dxa" w:w="110"/>
+            </w:tcMar>
+          </w:tcPr>
+          <w:p>
+            <w:pPr>
+              <w:spacing w:after="0" w:line="252"/>
+              <w:jc w:val="left"/>
+            </w:pPr>
+            <w:r>
+              <w:rPr>
+                <w:rFonts w:ascii="Calibri" w:cs="Calibri" w:eastAsia="Calibri" w:hAnsi="Calibri"/>
+                <w:b/>
+                <w:bCs/>
+                <w:color w:val="16262E"/>
+                <w:sz w:val="19"/>
+                <w:szCs w:val="19"/>
+              </w:rPr>
+              <w:t xml:space="preserve">3. Contexto</w:t>
+            </w:r>
+          </w:p>
+        </w:tc>
+        <w:tc>
+          <w:tcPr>
+            <w:tcW w:type="dxa" w:w="7640"/>
+            <w:shd w:fill="F2F5F6" w:val="clear"/>
+            <w:tcMar>
+              <w:top w:type="dxa" w:w="80"/>
+              <w:left w:type="dxa" w:w="110"/>
+              <w:bottom w:type="dxa" w:w="80"/>
+              <w:right w:type="dxa" w:w="110"/>
+            </w:tcMar>
+          </w:tcPr>
+          <w:p>
+            <w:pPr>
+              <w:spacing w:after="0" w:line="252"/>
+              <w:jc w:val="left"/>
+            </w:pPr>
+            <w:r>
+              <w:rPr>
+                <w:rFonts w:ascii="Calibri" w:cs="Calibri" w:eastAsia="Calibri" w:hAnsi="Calibri"/>
+                <w:b w:val="false"/>
+                <w:bCs w:val="false"/>
+                <w:color w:val="16262E"/>
+                <w:sz w:val="19"/>
+                <w:szCs w:val="19"/>
+              </w:rPr>
+              <w:t xml:space="preserve">Con esas citas mi equipo va a llenar una matriz de evidencia sobre la Entidad [LETRA]. Otro equipo la va a revisar contra los mismos documentos en cuanto cerremos este paso.</w:t>
+            </w:r>
+          </w:p>
+        </w:tc>
+      </w:tr>
+      <w:tr>
+        <w:tc>
+          <w:tcPr>
+            <w:tcW w:type="dxa" w:w="2000"/>
+            <w:tcMar>
+              <w:top w:type="dxa" w:w="80"/>
+              <w:left w:type="dxa" w:w="110"/>
+              <w:bottom w:type="dxa" w:w="80"/>
+              <w:right w:type="dxa" w:w="110"/>
+            </w:tcMar>
+          </w:tcPr>
+          <w:p>
+            <w:pPr>
+              <w:spacing w:after="0" w:line="252"/>
+              <w:jc w:val="left"/>
+            </w:pPr>
+            <w:r>
+              <w:rPr>
+                <w:rFonts w:ascii="Calibri" w:cs="Calibri" w:eastAsia="Calibri" w:hAnsi="Calibri"/>
+                <w:b/>
+                <w:bCs/>
+                <w:color w:val="16262E"/>
+                <w:sz w:val="19"/>
+                <w:szCs w:val="19"/>
+              </w:rPr>
+              <w:t xml:space="preserve">4. Insumos</w:t>
+            </w:r>
+          </w:p>
+        </w:tc>
+        <w:tc>
+          <w:tcPr>
+            <w:tcW w:type="dxa" w:w="7640"/>
+            <w:tcMar>
+              <w:top w:type="dxa" w:w="80"/>
+              <w:left w:type="dxa" w:w="110"/>
+              <w:bottom w:type="dxa" w:w="80"/>
+              <w:right w:type="dxa" w:w="110"/>
+            </w:tcMar>
+          </w:tcPr>
+          <w:p>
+            <w:pPr>
+              <w:spacing w:after="0" w:line="252"/>
+              <w:jc w:val="left"/>
+            </w:pPr>
+            <w:r>
+              <w:rPr>
+                <w:rFonts w:ascii="Calibri" w:cs="Calibri" w:eastAsia="Calibri" w:hAnsi="Calibri"/>
+                <w:b w:val="false"/>
+                <w:bCs w:val="false"/>
+                <w:color w:val="16262E"/>
+                <w:sz w:val="19"/>
+                <w:szCs w:val="19"/>
+              </w:rPr>
+              <w:t xml:space="preserve">Te adjunto Expedientes_LAB2.docx. Usa nada más dos partes: el marco normativo común y el expediente de mi entidad; ignora los otros cinco, no salgas a internet y no uses tu conocimiento general.</w:t>
+            </w:r>
+          </w:p>
+        </w:tc>
+      </w:tr>
+      <w:tr>
+        <w:tc>
+          <w:tcPr>
+            <w:tcW w:type="dxa" w:w="2000"/>
+            <w:shd w:fill="F2F5F6" w:val="clear"/>
+            <w:tcMar>
+              <w:top w:type="dxa" w:w="80"/>
+              <w:left w:type="dxa" w:w="110"/>
+              <w:bottom w:type="dxa" w:w="80"/>
+              <w:right w:type="dxa" w:w="110"/>
+            </w:tcMar>
+          </w:tcPr>
+          <w:p>
+            <w:pPr>
+              <w:spacing w:after="0" w:line="252"/>
+              <w:jc w:val="left"/>
+            </w:pPr>
+            <w:r>
+              <w:rPr>
+                <w:rFonts w:ascii="Calibri" w:cs="Calibri" w:eastAsia="Calibri" w:hAnsi="Calibri"/>
+                <w:b/>
+                <w:bCs/>
+                <w:color w:val="16262E"/>
+                <w:sz w:val="19"/>
+                <w:szCs w:val="19"/>
+              </w:rPr>
+              <w:t xml:space="preserve">5. Restricciones</w:t>
+            </w:r>
+          </w:p>
+        </w:tc>
+        <w:tc>
+          <w:tcPr>
+            <w:tcW w:type="dxa" w:w="7640"/>
+            <w:shd w:fill="F2F5F6" w:val="clear"/>
+            <w:tcMar>
+              <w:top w:type="dxa" w:w="80"/>
+              <w:left w:type="dxa" w:w="110"/>
+              <w:bottom w:type="dxa" w:w="80"/>
+              <w:right w:type="dxa" w:w="110"/>
+            </w:tcMar>
+          </w:tcPr>
+          <w:p>
+            <w:pPr>
+              <w:spacing w:after="0" w:line="252"/>
+              <w:jc w:val="left"/>
+            </w:pPr>
+            <w:r>
+              <w:rPr>
+                <w:rFonts w:ascii="Calibri" w:cs="Calibri" w:eastAsia="Calibri" w:hAnsi="Calibri"/>
+                <w:b w:val="false"/>
+                <w:bCs w:val="false"/>
+                <w:color w:val="16262E"/>
+                <w:sz w:val="19"/>
+                <w:szCs w:val="19"/>
+              </w:rPr>
+              <w:t xml:space="preserve">Copia cada cita palabra por palabra y completa. No cambies ni agregues cifras, fechas ni nombres. Si no llegas a seis afirmaciones con cita, entrega menos y dime qué buscaste y no encontraste. No quiero conclusiones ni recomendaciones.</w:t>
+            </w:r>
+          </w:p>
+        </w:tc>
+      </w:tr>
+      <w:tr>
+        <w:tc>
+          <w:tcPr>
+            <w:tcW w:type="dxa" w:w="2000"/>
+            <w:tcMar>
+              <w:top w:type="dxa" w:w="80"/>
+              <w:left w:type="dxa" w:w="110"/>
+              <w:bottom w:type="dxa" w:w="80"/>
+              <w:right w:type="dxa" w:w="110"/>
+            </w:tcMar>
+          </w:tcPr>
+          <w:p>
+            <w:pPr>
+              <w:spacing w:after="0" w:line="252"/>
+              <w:jc w:val="left"/>
+            </w:pPr>
+            <w:r>
+              <w:rPr>
+                <w:rFonts w:ascii="Calibri" w:cs="Calibri" w:eastAsia="Calibri" w:hAnsi="Calibri"/>
+                <w:b/>
+                <w:bCs/>
+                <w:color w:val="16262E"/>
+                <w:sz w:val="19"/>
+                <w:szCs w:val="19"/>
+              </w:rPr>
+              <w:t xml:space="preserve">6. Formato de salida</w:t>
+            </w:r>
+          </w:p>
+        </w:tc>
+        <w:tc>
+          <w:tcPr>
+            <w:tcW w:type="dxa" w:w="7640"/>
+            <w:tcMar>
+              <w:top w:type="dxa" w:w="80"/>
+              <w:left w:type="dxa" w:w="110"/>
+              <w:bottom w:type="dxa" w:w="80"/>
+              <w:right w:type="dxa" w:w="110"/>
+            </w:tcMar>
+          </w:tcPr>
+          <w:p>
+            <w:pPr>
+              <w:spacing w:after="0" w:line="252"/>
+              <w:jc w:val="left"/>
+            </w:pPr>
+            <w:r>
+              <w:rPr>
+                <w:rFonts w:ascii="Calibri" w:cs="Calibri" w:eastAsia="Calibri" w:hAnsi="Calibri"/>
+                <w:b w:val="false"/>
+                <w:bCs w:val="false"/>
+                <w:color w:val="16262E"/>
+                <w:sz w:val="19"/>
+                <w:szCs w:val="19"/>
+              </w:rPr>
+              <w:t xml:space="preserve">Una tabla de máximo seis renglones y cuatro columnas: la afirmación en una oración, la cita textual entre comillas, el documento, y el artículo, tabla o apartado. No agregues más columnas.</w:t>
+            </w:r>
+          </w:p>
+        </w:tc>
+      </w:tr>
+    </w:tbl>
+    <w:p>
+      <w:pPr>
+        <w:spacing w:after="140" w:line="276"/>
+        <w:jc w:val="both"/>
+      </w:pPr>
+      <w:r>
+        <w:rPr>
+          <w:rFonts w:ascii="Calibri" w:cs="Calibri" w:eastAsia="Calibri" w:hAnsi="Calibri"/>
+          <w:color w:val="16262E"/>
+          <w:sz w:val="20"/>
+          <w:szCs w:val="20"/>
+        </w:rPr>
+        <w:t xml:space="preserve">Lo que devuelve no es la matriz: son candidatos con su cita al lado. De las once columnas de la hoja, el modelo llena cuatro; las de herramienta, quién verificó y nivel de confianza las llenas tú, y por eso el prompt se lo prohíbe expresamente. Y revísalo igual: puede colar una fila donde la cita es textual y aun así no dice lo que la afirmación asegura, porque prohibirle inventar datos no es prohibirle interpretar.</w:t>
       </w:r>
     </w:p>
     <w:p>

--- a/sesion-06/Handout_Sesion_06.docx
+++ b/sesion-06/Handout_Sesion_06.docx
@@ -1681,7 +1681,22 @@
           <w:sz w:val="20"/>
           <w:szCs w:val="20"/>
         </w:rPr>
-        <w:t xml:space="preserve">Dos personas codifican el mismo corpus y coinciden en el 95 por ciento de los casos. Si una categoría domina, buena parte de ese acuerdo se obtiene sin leer nada. La kappa de Cohen descuenta esa parte:</w:t>
+        <w:t xml:space="preserve">Cuando hay una lista de referencia, como los cinco requisitos del artículo 9, se puede contar cuántos acertó el asistente: eso son la precisión y la recuperación. Cuando no la hay, como al decidir si una intervención con sarcasmo es positiva o negativa, no existe contra qué contar. Ahí se cambia la pregunta: ya no es si acertó, sino si dos personas que leen lo mismo escriben lo mismo. Eso es el acuerdo entre codificadores, y es lo que hace defendible un libro de códigos.</w:t>
+      </w:r>
+    </w:p>
+    <w:p>
+      <w:pPr>
+        <w:spacing w:after="140" w:line="276"/>
+        <w:jc w:val="both"/>
+      </w:pPr>
+      <w:r>
+        <w:rPr>
+          <w:rFonts w:ascii="Calibri" w:cs="Calibri" w:eastAsia="Calibri" w:hAnsi="Calibri"/>
+          <w:color w:val="16262E"/>
+          <w:sz w:val="20"/>
+          <w:szCs w:val="20"/>
+        </w:rPr>
+        <w:t xml:space="preserve">El problema es que el porcentaje de acuerdo incluye lo que se obtiene sin leer. Si una categoría domina, dos personas coinciden mucho por pura frecuencia. La kappa de Cohen descuenta esa parte y deja la fracción del margen que de verdad se ganó:</w:t>
       </w:r>
     </w:p>
     <w:p>
@@ -3221,7 +3236,7 @@
           <w:sz w:val="20"/>
           <w:szCs w:val="20"/>
         </w:rPr>
-        <w:t xml:space="preserve">Cuarenta y ocho minutos de práctica, de 10:47 a 11:35. Los cortes están en hora absoluta para que cada equipo se autorregule.</w:t>
+        <w:t xml:space="preserve">Cuarenta y ocho minutos de práctica, de 10:55 a 11:43. Los cortes están en hora absoluta para que cada equipo se autorregule.</w:t>
       </w:r>
     </w:p>
     <w:tbl>
@@ -3417,7 +3432,7 @@
                 <w:sz w:val="19"/>
                 <w:szCs w:val="19"/>
               </w:rPr>
-              <w:t xml:space="preserve">10 min · 10:57</w:t>
+              <w:t xml:space="preserve">10 min · 11:05</w:t>
             </w:r>
           </w:p>
         </w:tc>
@@ -3503,7 +3518,7 @@
                 <w:sz w:val="19"/>
                 <w:szCs w:val="19"/>
               </w:rPr>
-              <w:t xml:space="preserve">20 min · 11:17</w:t>
+              <w:t xml:space="preserve">20 min · 11:25</w:t>
             </w:r>
           </w:p>
         </w:tc>
@@ -3592,7 +3607,7 @@
                 <w:sz w:val="19"/>
                 <w:szCs w:val="19"/>
               </w:rPr>
-              <w:t xml:space="preserve">11 min · 11:28</w:t>
+              <w:t xml:space="preserve">11 min · 11:36</w:t>
             </w:r>
           </w:p>
         </w:tc>
@@ -3678,7 +3693,7 @@
                 <w:sz w:val="19"/>
                 <w:szCs w:val="19"/>
               </w:rPr>
-              <w:t xml:space="preserve">5 min · 11:33</w:t>
+              <w:t xml:space="preserve">5 min · 11:41</w:t>
             </w:r>
           </w:p>
         </w:tc>
@@ -3767,7 +3782,7 @@
                 <w:sz w:val="19"/>
                 <w:szCs w:val="19"/>
               </w:rPr>
-              <w:t xml:space="preserve">2 min · 11:35</w:t>
+              <w:t xml:space="preserve">2 min · 11:43</w:t>
             </w:r>
           </w:p>
         </w:tc>

--- a/sesion-06/Handout_Sesion_06.docx
+++ b/sesion-06/Handout_Sesion_06.docx
@@ -2445,6 +2445,21 @@
           <w:sz w:val="20"/>
           <w:szCs w:val="20"/>
         </w:rPr>
+        <w:t xml:space="preserve">Al cálculo no entran las clasificaciones una por una: entran dos cosas, en cuántas filas coincidieron y con qué frecuencia usó cada equipo cada nivel. Lo segundo es lo que casi nadie reporta y es lo que decide el resultado.</w:t>
+      </w:r>
+    </w:p>
+    <w:p>
+      <w:pPr>
+        <w:spacing w:after="140" w:line="276"/>
+        <w:jc w:val="both"/>
+      </w:pPr>
+      <w:r>
+        <w:rPr>
+          <w:rFonts w:ascii="Calibri" w:cs="Calibri" w:eastAsia="Calibri" w:hAnsi="Calibri"/>
+          <w:color w:val="16262E"/>
+          <w:sz w:val="20"/>
+          <w:szCs w:val="20"/>
+        </w:rPr>
         <w:t xml:space="preserve">Ejemplo. Su equipo puso dos filas en alta, tres en media y una en baja. El equipo revisor puso cuatro en alta, dos en media y ninguna en baja. Coincidieron en cuatro filas. Entonces a = 4 y S = (2×4) + (3×2) + (1×0) = 14. El acuerdo observado es 4/6 ≈ 0.67, que suena razonable; el corregido es κ = (24 − 14)/(36 − 14) = 10/22 ≈ 0.45. De ese 67 por ciento, buena parte se obtenía sin leer.</w:t>
       </w:r>
     </w:p>
@@ -3236,7 +3251,7 @@
           <w:sz w:val="20"/>
           <w:szCs w:val="20"/>
         </w:rPr>
-        <w:t xml:space="preserve">Cuarenta y ocho minutos de práctica, de 10:55 a 11:43. Los cortes están en hora absoluta para que cada equipo se autorregule.</w:t>
+        <w:t xml:space="preserve">Cuarenta y ocho minutos de práctica, de 11:00 a 11:48. Los cortes están en hora absoluta para que cada equipo se autorregule.</w:t>
       </w:r>
     </w:p>
     <w:tbl>
@@ -3432,7 +3447,7 @@
                 <w:sz w:val="19"/>
                 <w:szCs w:val="19"/>
               </w:rPr>
-              <w:t xml:space="preserve">10 min · 11:05</w:t>
+              <w:t xml:space="preserve">10 min · 11:10</w:t>
             </w:r>
           </w:p>
         </w:tc>
@@ -3518,7 +3533,7 @@
                 <w:sz w:val="19"/>
                 <w:szCs w:val="19"/>
               </w:rPr>
-              <w:t xml:space="preserve">20 min · 11:25</w:t>
+              <w:t xml:space="preserve">20 min · 11:30</w:t>
             </w:r>
           </w:p>
         </w:tc>
@@ -3607,7 +3622,7 @@
                 <w:sz w:val="19"/>
                 <w:szCs w:val="19"/>
               </w:rPr>
-              <w:t xml:space="preserve">11 min · 11:36</w:t>
+              <w:t xml:space="preserve">11 min · 11:41</w:t>
             </w:r>
           </w:p>
         </w:tc>
@@ -3693,7 +3708,7 @@
                 <w:sz w:val="19"/>
                 <w:szCs w:val="19"/>
               </w:rPr>
-              <w:t xml:space="preserve">5 min · 11:41</w:t>
+              <w:t xml:space="preserve">5 min · 11:46</w:t>
             </w:r>
           </w:p>
         </w:tc>
@@ -3782,7 +3797,7 @@
                 <w:sz w:val="19"/>
                 <w:szCs w:val="19"/>
               </w:rPr>
-              <w:t xml:space="preserve">2 min · 11:43</w:t>
+              <w:t xml:space="preserve">2 min · 11:48</w:t>
             </w:r>
           </w:p>
         </w:tc>
